--- a/Collatio/18/3. Rúbrica/Rúbrica 18.docx
+++ b/Collatio/18/3. Rúbrica/Rúbrica 18.docx
@@ -5,20 +5,20 @@
     <w:p>
       <w:pPr>
         <w:rPr>
-          <w:rFonts w:ascii="Garamond" w:hAnsi="Garamond"/>
+          <w:rFonts w:ascii="Brill" w:hAnsi="Brill"/>
           <w:lang w:val="es-ES"/>
         </w:rPr>
       </w:pPr>
       <w:r>
         <w:rPr>
-          <w:rFonts w:ascii="Garamond" w:hAnsi="Garamond"/>
+          <w:rFonts w:ascii="Brill" w:hAnsi="Brill"/>
           <w:lang w:val="es-ES"/>
         </w:rPr>
         <w:t xml:space="preserve">Capítulo </w:t>
       </w:r>
       <w:r>
         <w:rPr>
-          <w:rFonts w:ascii="Garamond" w:hAnsi="Garamond"/>
+          <w:rFonts w:ascii="Brill" w:hAnsi="Brill"/>
           <w:smallCaps/>
           <w:lang w:val="es-ES"/>
         </w:rPr>
@@ -26,7 +26,7 @@
       </w:r>
       <w:r>
         <w:rPr>
-          <w:rFonts w:ascii="Garamond" w:hAnsi="Garamond"/>
+          <w:rFonts w:ascii="Brill" w:hAnsi="Brill"/>
           <w:lang w:val="es-ES"/>
         </w:rPr>
         <w:t>. ¿</w:t>
@@ -35,7 +35,7 @@
     <w:p>
       <w:pPr>
         <w:rPr>
-          <w:rFonts w:ascii="Garamond" w:hAnsi="Garamond"/>
+          <w:rFonts w:ascii="Brill" w:hAnsi="Brill"/>
           <w:lang w:val="es-ES"/>
         </w:rPr>
       </w:pPr>
@@ -43,21 +43,21 @@
     <w:p>
       <w:pPr>
         <w:rPr>
-          <w:rFonts w:ascii="Garamond" w:hAnsi="Garamond"/>
+          <w:rFonts w:ascii="Brill" w:hAnsi="Brill"/>
           <w:color w:val="FF0000"/>
           <w:lang w:val="es-ES"/>
         </w:rPr>
       </w:pPr>
       <w:r>
         <w:rPr>
-          <w:rFonts w:ascii="Garamond" w:hAnsi="Garamond"/>
+          <w:rFonts w:ascii="Brill" w:hAnsi="Brill"/>
           <w:lang w:val="es-ES"/>
         </w:rPr>
         <w:t>A: 21rb</w:t>
       </w:r>
       <w:r>
         <w:rPr>
-          <w:rFonts w:ascii="Garamond" w:hAnsi="Garamond"/>
+          <w:rFonts w:ascii="Brill" w:hAnsi="Brill"/>
           <w:color w:val="FF0000"/>
           <w:lang w:val="es-ES"/>
         </w:rPr>
@@ -65,31 +65,32 @@
       </w:r>
       <w:r>
         <w:rPr>
-          <w:rFonts w:ascii="Garamond" w:hAnsi="Garamond"/>
-          <w:color w:val="FF0000"/>
-          <w:lang w:val="es-ES"/>
-        </w:rPr>
-        <w:t>Cap</w:t>
-      </w:r>
-      <w:r>
-        <w:rPr>
-          <w:rFonts w:ascii="Garamond" w:hAnsi="Garamond"/>
-          <w:color w:val="FF0000"/>
-          <w:lang w:val="es-ES"/>
-        </w:rPr>
-        <w:t>í</w:t>
-      </w:r>
-      <w:r>
-        <w:rPr>
-          <w:rFonts w:ascii="Garamond" w:hAnsi="Garamond"/>
-          <w:color w:val="FF0000"/>
-          <w:lang w:val="es-ES"/>
-        </w:rPr>
-        <w:t>tulo</w:t>
-      </w:r>
-      <w:r>
-        <w:rPr>
-          <w:rFonts w:ascii="Garamond" w:hAnsi="Garamond"/>
+          <w:rFonts w:ascii="Brill" w:hAnsi="Brill"/>
+          <w:color w:val="FF0000"/>
+          <w:lang w:val="es-ES"/>
+        </w:rPr>
+        <w:t xml:space="preserve">Capítulo </w:t>
+      </w:r>
+      <w:r>
+        <w:rPr>
+          <w:rFonts w:ascii="Brill" w:hAnsi="Brill"/>
+          <w:smallCaps/>
+          <w:color w:val="FF0000"/>
+          <w:lang w:val="es-ES"/>
+        </w:rPr>
+        <w:t>xviii</w:t>
+      </w:r>
+      <w:r>
+        <w:rPr>
+          <w:rFonts w:ascii="Brill" w:hAnsi="Brill"/>
+          <w:color w:val="FF0000"/>
+          <w:lang w:val="es-ES"/>
+        </w:rPr>
+        <w:t>.</w:t>
+      </w:r>
+      <w:r>
+        <w:rPr>
+          <w:rFonts w:ascii="Brill" w:hAnsi="Brill"/>
           <w:color w:val="FF0000"/>
           <w:lang w:val="es-ES"/>
         </w:rPr>
@@ -97,24 +98,37 @@
       </w:r>
       <w:r>
         <w:rPr>
-          <w:rFonts w:ascii="Garamond" w:hAnsi="Garamond"/>
-          <w:smallCaps/>
-          <w:color w:val="FF0000"/>
-          <w:lang w:val="es-ES"/>
-        </w:rPr>
-        <w:t>xviii</w:t>
-      </w:r>
-      <w:r>
-        <w:rPr>
-          <w:rFonts w:ascii="Garamond" w:hAnsi="Garamond"/>
-          <w:color w:val="FF0000"/>
-          <w:lang w:val="es-ES"/>
-        </w:rPr>
-        <w:t>.</w:t>
-      </w:r>
-      <w:r>
-        <w:rPr>
-          <w:rFonts w:ascii="Garamond" w:hAnsi="Garamond"/>
+          <w:rFonts w:ascii="Brill" w:hAnsi="Brill"/>
+          <w:color w:val="FF0000"/>
+          <w:lang w:val="es-ES"/>
+        </w:rPr>
+        <w:t>¿P</w:t>
+      </w:r>
+      <w:r>
+        <w:rPr>
+          <w:rFonts w:ascii="Brill" w:hAnsi="Brill"/>
+          <w:color w:val="FF0000"/>
+        </w:rPr>
+        <w:t>or qué ra</w:t>
+      </w:r>
+      <w:r>
+        <w:rPr>
+          <w:rFonts w:ascii="Brill" w:hAnsi="Brill"/>
+          <w:color w:val="FF0000"/>
+          <w:lang w:val="es-ES"/>
+        </w:rPr>
+        <w:t>s</w:t>
+      </w:r>
+      <w:r>
+        <w:rPr>
+          <w:rFonts w:ascii="Brill" w:hAnsi="Brill"/>
+          <w:color w:val="FF0000"/>
+        </w:rPr>
+        <w:t>ón</w:t>
+      </w:r>
+      <w:r>
+        <w:rPr>
+          <w:rFonts w:ascii="Brill" w:hAnsi="Brill"/>
           <w:color w:val="FF0000"/>
           <w:lang w:val="es-ES"/>
         </w:rPr>
@@ -122,114 +136,55 @@
       </w:r>
       <w:r>
         <w:rPr>
-          <w:rFonts w:ascii="Garamond" w:hAnsi="Garamond"/>
-          <w:color w:val="FF0000"/>
-          <w:lang w:val="es-ES"/>
-        </w:rPr>
-        <w:t>¿P</w:t>
-      </w:r>
-      <w:r>
-        <w:rPr>
-          <w:rFonts w:ascii="Garamond" w:hAnsi="Garamond"/>
-          <w:color w:val="FF0000"/>
-        </w:rPr>
-        <w:t>or qu</w:t>
-      </w:r>
-      <w:r>
-        <w:rPr>
-          <w:rFonts w:ascii="Garamond" w:hAnsi="Garamond"/>
-          <w:color w:val="FF0000"/>
-        </w:rPr>
-        <w:t>é</w:t>
-      </w:r>
-      <w:r>
-        <w:rPr>
-          <w:rFonts w:ascii="Garamond" w:hAnsi="Garamond"/>
-          <w:color w:val="FF0000"/>
-        </w:rPr>
-        <w:t xml:space="preserve"> ra</w:t>
-      </w:r>
-      <w:r>
-        <w:rPr>
-          <w:rFonts w:ascii="Garamond" w:hAnsi="Garamond"/>
-          <w:color w:val="FF0000"/>
-          <w:lang w:val="es-ES"/>
-        </w:rPr>
-        <w:t>s</w:t>
-      </w:r>
-      <w:r>
-        <w:rPr>
-          <w:rFonts w:ascii="Garamond" w:hAnsi="Garamond"/>
-          <w:color w:val="FF0000"/>
+          <w:rFonts w:ascii="Brill" w:hAnsi="Brill"/>
+          <w:color w:val="FF0000"/>
+          <w:lang w:val="es-ES"/>
+        </w:rPr>
+        <w:t xml:space="preserve">quiso </w:t>
+      </w:r>
+      <w:r>
+        <w:rPr>
+          <w:rFonts w:ascii="Brill" w:hAnsi="Brill"/>
+          <w:color w:val="FF0000"/>
+          <w:lang w:val="es-ES"/>
+        </w:rPr>
+        <w:t>N</w:t>
+      </w:r>
+      <w:r>
+        <w:rPr>
+          <w:rFonts w:ascii="Brill" w:hAnsi="Brill"/>
+          <w:color w:val="FF0000"/>
+          <w:lang w:val="es-ES"/>
+        </w:rPr>
+        <w:t xml:space="preserve">uestro </w:t>
+      </w:r>
+      <w:r>
+        <w:rPr>
+          <w:rFonts w:ascii="Brill" w:hAnsi="Brill"/>
+          <w:color w:val="FF0000"/>
+          <w:lang w:val="es-ES"/>
+        </w:rPr>
+        <w:t>S</w:t>
+      </w:r>
+      <w:r>
+        <w:rPr>
+          <w:rFonts w:ascii="Brill" w:hAnsi="Brill"/>
+          <w:color w:val="FF0000"/>
+          <w:lang w:val="es-ES"/>
+        </w:rPr>
+        <w:t>eñor sobir al cielo este cuerpo carnal que tom</w:t>
+      </w:r>
+      <w:r>
+        <w:rPr>
+          <w:rFonts w:ascii="Brill" w:hAnsi="Brill"/>
+          <w:color w:val="FF0000"/>
+          <w:lang w:val="es-ES"/>
         </w:rPr>
         <w:t>ó</w:t>
       </w:r>
       <w:r>
         <w:rPr>
-          <w:rFonts w:ascii="Garamond" w:hAnsi="Garamond"/>
-          <w:color w:val="FF0000"/>
-        </w:rPr>
-        <w:t>n</w:t>
-      </w:r>
-      <w:r>
-        <w:rPr>
-          <w:rFonts w:ascii="Garamond" w:hAnsi="Garamond"/>
-          <w:color w:val="FF0000"/>
-          <w:lang w:val="es-ES"/>
-        </w:rPr>
-        <w:t xml:space="preserve"> </w:t>
-      </w:r>
-      <w:r>
-        <w:rPr>
-          <w:rFonts w:ascii="Garamond" w:hAnsi="Garamond"/>
-          <w:color w:val="FF0000"/>
-          <w:lang w:val="es-ES"/>
-        </w:rPr>
-        <w:t xml:space="preserve">quiso </w:t>
-      </w:r>
-      <w:r>
-        <w:rPr>
-          <w:rFonts w:ascii="Garamond" w:hAnsi="Garamond"/>
-          <w:color w:val="FF0000"/>
-          <w:lang w:val="es-ES"/>
-        </w:rPr>
-        <w:t>N</w:t>
-      </w:r>
-      <w:r>
-        <w:rPr>
-          <w:rFonts w:ascii="Garamond" w:hAnsi="Garamond"/>
-          <w:color w:val="FF0000"/>
-          <w:lang w:val="es-ES"/>
-        </w:rPr>
-        <w:t xml:space="preserve">uestro </w:t>
-      </w:r>
-      <w:r>
-        <w:rPr>
-          <w:rFonts w:ascii="Garamond" w:hAnsi="Garamond"/>
-          <w:color w:val="FF0000"/>
-          <w:lang w:val="es-ES"/>
-        </w:rPr>
-        <w:t>S</w:t>
-      </w:r>
-      <w:r>
-        <w:rPr>
-          <w:rFonts w:ascii="Garamond" w:hAnsi="Garamond"/>
-          <w:color w:val="FF0000"/>
-          <w:lang w:val="es-ES"/>
-        </w:rPr>
-        <w:t>eñor sobir al cielo este cuerpo carnal que tom</w:t>
-      </w:r>
-      <w:r>
-        <w:rPr>
-          <w:rFonts w:ascii="Garamond" w:hAnsi="Garamond"/>
-          <w:color w:val="FF0000"/>
-          <w:lang w:val="es-ES"/>
-        </w:rPr>
-        <w:t>ó</w:t>
-      </w:r>
-      <w:r>
-        <w:rPr>
-          <w:rFonts w:ascii="Garamond" w:hAnsi="Garamond"/>
+          <w:rFonts w:ascii="Brill" w:hAnsi="Brill"/>
           <w:color w:val="FF0000"/>
           <w:lang w:val="es-ES"/>
         </w:rPr>
@@ -237,7 +192,7 @@
       </w:r>
       <w:r>
         <w:rPr>
-          <w:rFonts w:ascii="Garamond" w:hAnsi="Garamond"/>
+          <w:rFonts w:ascii="Brill" w:hAnsi="Brill"/>
           <w:color w:val="FF0000"/>
           <w:lang w:val="es-ES"/>
         </w:rPr>
@@ -247,32 +202,23 @@
     <w:p>
       <w:pPr>
         <w:rPr>
-          <w:rFonts w:ascii="Garamond" w:hAnsi="Garamond"/>
+          <w:rFonts w:ascii="Brill" w:hAnsi="Brill"/>
           <w:color w:val="FF0000"/>
           <w:lang w:val="es-ES"/>
         </w:rPr>
       </w:pPr>
       <w:r>
         <w:rPr>
-          <w:rFonts w:ascii="Garamond" w:eastAsia="Calibri" w:hAnsi="Garamond" w:cs="Times New Roman (Corps CS)"/>
-          <w:kern w:val="2"/>
-          <w:lang w:val="es-ES"/>
-          <w14:ligatures w14:val="standardContextual"/>
-        </w:rPr>
-        <w:t xml:space="preserve">B: </w:t>
-      </w:r>
-      <w:r>
-        <w:rPr>
-          <w:rFonts w:ascii="Garamond" w:eastAsia="Calibri" w:hAnsi="Garamond" w:cs="Times New Roman (Corps CS)"/>
-          <w:kern w:val="2"/>
-          <w:lang w:val="es-ES"/>
-          <w14:ligatures w14:val="standardContextual"/>
-        </w:rPr>
-        <w:t xml:space="preserve">1rb </w:t>
-      </w:r>
-      <w:r>
-        <w:rPr>
-          <w:rFonts w:ascii="Garamond" w:eastAsia="Calibri" w:hAnsi="Garamond" w:cs="Times New Roman (Corps CS)"/>
+          <w:rFonts w:ascii="Brill" w:eastAsia="Calibri" w:hAnsi="Brill" w:cs="Times New Roman (Corps CS)"/>
+          <w:kern w:val="2"/>
+          <w:lang w:val="es-ES"/>
+          <w14:ligatures w14:val="standardContextual"/>
+        </w:rPr>
+        <w:t xml:space="preserve">B: 1rb </w:t>
+      </w:r>
+      <w:r>
+        <w:rPr>
+          <w:rFonts w:ascii="Brill" w:eastAsia="Calibri" w:hAnsi="Brill" w:cs="Times New Roman (Corps CS)"/>
           <w:color w:val="FF0000"/>
           <w:kern w:val="2"/>
           <w:lang w:val="es-ES"/>
@@ -282,7 +228,7 @@
       </w:r>
       <w:r>
         <w:rPr>
-          <w:rFonts w:ascii="Garamond" w:eastAsia="Calibri" w:hAnsi="Garamond" w:cs="Times New Roman (Corps CS)"/>
+          <w:rFonts w:ascii="Brill" w:eastAsia="Calibri" w:hAnsi="Brill" w:cs="Times New Roman (Corps CS)"/>
           <w:smallCaps/>
           <w:color w:val="FF0000"/>
           <w:kern w:val="2"/>
@@ -293,7 +239,7 @@
       </w:r>
       <w:r>
         <w:rPr>
-          <w:rFonts w:ascii="Garamond" w:eastAsia="Calibri" w:hAnsi="Garamond" w:cs="Times New Roman (Corps CS)"/>
+          <w:rFonts w:ascii="Brill" w:eastAsia="Calibri" w:hAnsi="Brill" w:cs="Times New Roman (Corps CS)"/>
           <w:color w:val="FF0000"/>
           <w:kern w:val="2"/>
           <w:lang w:val="es-ES"/>
@@ -305,65 +251,35 @@
     <w:p>
       <w:pPr>
         <w:rPr>
-          <w:rFonts w:ascii="Garamond" w:hAnsi="Garamond"/>
+          <w:rFonts w:ascii="Brill" w:hAnsi="Brill"/>
           <w:color w:val="FF0000"/>
           <w:lang w:val="es-ES"/>
         </w:rPr>
       </w:pPr>
       <w:r>
         <w:rPr>
-          <w:rFonts w:ascii="Garamond" w:hAnsi="Garamond"/>
+          <w:rFonts w:ascii="Brill" w:hAnsi="Brill"/>
           <w:lang w:val="es-ES"/>
         </w:rPr>
         <w:t xml:space="preserve">C: </w:t>
       </w:r>
       <w:r>
         <w:rPr>
-          <w:rFonts w:ascii="Garamond" w:hAnsi="Garamond"/>
-        </w:rPr>
-        <w:t>1v</w:t>
-      </w:r>
-      <w:r>
-        <w:rPr>
-          <w:rFonts w:ascii="Garamond" w:hAnsi="Garamond"/>
-        </w:rPr>
-        <w:t xml:space="preserve"> </w:t>
-      </w:r>
-      <w:r>
-        <w:rPr>
-          <w:rFonts w:ascii="Garamond" w:hAnsi="Garamond"/>
-          <w:color w:val="FF0000"/>
-          <w:lang w:val="es-ES"/>
-        </w:rPr>
-        <w:t>Cap</w:t>
-      </w:r>
-      <w:r>
-        <w:rPr>
-          <w:rFonts w:ascii="Garamond" w:hAnsi="Garamond"/>
-          <w:color w:val="FF0000"/>
-          <w:lang w:val="es-ES"/>
-        </w:rPr>
-        <w:t>í</w:t>
-      </w:r>
-      <w:r>
-        <w:rPr>
-          <w:rFonts w:ascii="Garamond" w:hAnsi="Garamond"/>
-          <w:color w:val="FF0000"/>
-          <w:lang w:val="es-ES"/>
-        </w:rPr>
-        <w:t>tulo</w:t>
-      </w:r>
-      <w:r>
-        <w:rPr>
-          <w:rFonts w:ascii="Garamond" w:hAnsi="Garamond"/>
-          <w:color w:val="FF0000"/>
-          <w:lang w:val="es-ES"/>
-        </w:rPr>
-        <w:t xml:space="preserve"> </w:t>
-      </w:r>
-      <w:r>
-        <w:rPr>
-          <w:rFonts w:ascii="Garamond" w:hAnsi="Garamond"/>
+          <w:rFonts w:ascii="Brill" w:hAnsi="Brill"/>
+        </w:rPr>
+        <w:t xml:space="preserve">1v </w:t>
+      </w:r>
+      <w:r>
+        <w:rPr>
+          <w:rFonts w:ascii="Brill" w:hAnsi="Brill"/>
+          <w:color w:val="FF0000"/>
+          <w:lang w:val="es-ES"/>
+        </w:rPr>
+        <w:t xml:space="preserve">Capítulo </w:t>
+      </w:r>
+      <w:r>
+        <w:rPr>
+          <w:rFonts w:ascii="Brill" w:hAnsi="Brill"/>
           <w:smallCaps/>
           <w:color w:val="FF0000"/>
         </w:rPr>
@@ -371,14 +287,14 @@
       </w:r>
       <w:r>
         <w:rPr>
-          <w:rFonts w:ascii="Garamond" w:hAnsi="Garamond"/>
+          <w:rFonts w:ascii="Brill" w:hAnsi="Brill"/>
           <w:color w:val="FF0000"/>
         </w:rPr>
         <w:t xml:space="preserve">. </w:t>
       </w:r>
       <w:r>
         <w:rPr>
-          <w:rFonts w:ascii="Garamond" w:hAnsi="Garamond"/>
+          <w:rFonts w:ascii="Brill" w:hAnsi="Brill"/>
           <w:color w:val="FF0000"/>
           <w:lang w:val="es-ES"/>
         </w:rPr>
@@ -386,126 +302,51 @@
       </w:r>
       <w:r>
         <w:rPr>
-          <w:rFonts w:ascii="Garamond" w:hAnsi="Garamond"/>
-          <w:color w:val="FF0000"/>
-        </w:rPr>
-        <w:t>or qu</w:t>
-      </w:r>
-      <w:r>
-        <w:rPr>
-          <w:rFonts w:ascii="Garamond" w:hAnsi="Garamond"/>
-          <w:color w:val="FF0000"/>
-        </w:rPr>
-        <w:t>é</w:t>
-      </w:r>
-      <w:r>
-        <w:rPr>
-          <w:rFonts w:ascii="Garamond" w:hAnsi="Garamond"/>
-          <w:color w:val="FF0000"/>
-        </w:rPr>
-        <w:t xml:space="preserve"> raz</w:t>
-      </w:r>
-      <w:r>
-        <w:rPr>
-          <w:rFonts w:ascii="Garamond" w:hAnsi="Garamond"/>
-          <w:color w:val="FF0000"/>
-        </w:rPr>
-        <w:t>ó</w:t>
-      </w:r>
-      <w:r>
-        <w:rPr>
-          <w:rFonts w:ascii="Garamond" w:hAnsi="Garamond"/>
-          <w:color w:val="FF0000"/>
-        </w:rPr>
-        <w:t>n</w:t>
-      </w:r>
-      <w:r>
-        <w:rPr>
-          <w:rFonts w:ascii="Garamond" w:hAnsi="Garamond"/>
-          <w:color w:val="FF0000"/>
-        </w:rPr>
-        <w:t xml:space="preserve"> </w:t>
-      </w:r>
-      <w:r>
-        <w:rPr>
-          <w:rFonts w:ascii="Garamond" w:hAnsi="Garamond"/>
+          <w:rFonts w:ascii="Brill" w:hAnsi="Brill"/>
+          <w:color w:val="FF0000"/>
+        </w:rPr>
+        <w:t xml:space="preserve">or qué razón </w:t>
+      </w:r>
+      <w:r>
+        <w:rPr>
+          <w:rFonts w:ascii="Brill" w:hAnsi="Brill"/>
           <w:color w:val="FF0000"/>
         </w:rPr>
         <w:t xml:space="preserve">quiso </w:t>
       </w:r>
       <w:r>
         <w:rPr>
-          <w:rFonts w:ascii="Garamond" w:hAnsi="Garamond"/>
-          <w:color w:val="FF0000"/>
-          <w:lang w:val="es-ES"/>
-        </w:rPr>
-        <w:t>N</w:t>
-      </w:r>
-      <w:r>
-        <w:rPr>
-          <w:rFonts w:ascii="Garamond" w:hAnsi="Garamond"/>
-          <w:color w:val="FF0000"/>
-          <w:lang w:val="es-ES"/>
-        </w:rPr>
-        <w:t xml:space="preserve">uestro </w:t>
-      </w:r>
-      <w:r>
-        <w:rPr>
-          <w:rFonts w:ascii="Garamond" w:hAnsi="Garamond"/>
-          <w:color w:val="FF0000"/>
-          <w:lang w:val="es-ES"/>
-        </w:rPr>
-        <w:t>S</w:t>
-      </w:r>
-      <w:r>
-        <w:rPr>
-          <w:rFonts w:ascii="Garamond" w:hAnsi="Garamond"/>
-          <w:color w:val="FF0000"/>
-          <w:lang w:val="es-ES"/>
-        </w:rPr>
-        <w:t>eñor</w:t>
-      </w:r>
-      <w:r>
-        <w:rPr>
-          <w:rFonts w:ascii="Garamond" w:hAnsi="Garamond"/>
+          <w:rFonts w:ascii="Brill" w:hAnsi="Brill"/>
+          <w:color w:val="FF0000"/>
+          <w:lang w:val="es-ES"/>
+        </w:rPr>
+        <w:t>Nuestro Señor</w:t>
+      </w:r>
+      <w:r>
+        <w:rPr>
+          <w:rFonts w:ascii="Brill" w:hAnsi="Brill"/>
           <w:color w:val="FF0000"/>
         </w:rPr>
         <w:t xml:space="preserve"> sobir al cielo este cuerpo carnal que </w:t>
       </w:r>
       <w:r>
         <w:rPr>
-          <w:rFonts w:ascii="Garamond" w:hAnsi="Garamond"/>
-          <w:color w:val="FF0000"/>
-          <w:lang w:val="es-ES"/>
-        </w:rPr>
-        <w:t>tom</w:t>
-      </w:r>
-      <w:r>
-        <w:rPr>
-          <w:rFonts w:ascii="Garamond" w:hAnsi="Garamond"/>
-          <w:color w:val="FF0000"/>
-          <w:lang w:val="es-ES"/>
-        </w:rPr>
-        <w:t>ó</w:t>
-      </w:r>
-      <w:r>
-        <w:rPr>
-          <w:rFonts w:ascii="Garamond" w:hAnsi="Garamond"/>
-          <w:color w:val="FF0000"/>
-          <w:lang w:val="es-ES"/>
-        </w:rPr>
-        <w:t xml:space="preserve"> </w:t>
-      </w:r>
-      <w:r>
-        <w:rPr>
-          <w:rFonts w:ascii="Garamond" w:hAnsi="Garamond"/>
+          <w:rFonts w:ascii="Brill" w:hAnsi="Brill"/>
+          <w:color w:val="FF0000"/>
+          <w:lang w:val="es-ES"/>
+        </w:rPr>
+        <w:t xml:space="preserve">tomó </w:t>
+      </w:r>
+      <w:r>
+        <w:rPr>
+          <w:rFonts w:ascii="Brill" w:hAnsi="Brill"/>
           <w:color w:val="FF0000"/>
         </w:rPr>
         <w:t>en este mundo</w:t>
       </w:r>
       <w:r>
         <w:rPr>
-          <w:rFonts w:ascii="Garamond" w:hAnsi="Garamond"/>
+          <w:rFonts w:ascii="Brill" w:hAnsi="Brill"/>
           <w:color w:val="FF0000"/>
           <w:lang w:val="es-ES"/>
         </w:rPr>
@@ -515,223 +356,118 @@
     <w:p>
       <w:pPr>
         <w:rPr>
-          <w:rFonts w:ascii="Garamond" w:hAnsi="Garamond"/>
+          <w:rFonts w:ascii="Brill" w:hAnsi="Brill"/>
           <w:color w:val="FF0000"/>
           <w:lang w:val="es-ES"/>
         </w:rPr>
       </w:pPr>
       <w:r>
         <w:rPr>
-          <w:rFonts w:ascii="Garamond" w:hAnsi="Garamond"/>
+          <w:rFonts w:ascii="Brill" w:hAnsi="Brill"/>
           <w:lang w:val="es-ES"/>
         </w:rPr>
         <w:t xml:space="preserve">C: </w:t>
       </w:r>
       <w:r>
         <w:rPr>
-          <w:rFonts w:ascii="Garamond" w:hAnsi="Garamond"/>
-        </w:rPr>
-        <w:t>37r</w:t>
-      </w:r>
-      <w:r>
-        <w:rPr>
-          <w:rFonts w:ascii="Garamond" w:hAnsi="Garamond"/>
+          <w:rFonts w:ascii="Brill" w:hAnsi="Brill"/>
+        </w:rPr>
+        <w:t xml:space="preserve">37r </w:t>
+      </w:r>
+      <w:r>
+        <w:rPr>
+          <w:rFonts w:ascii="Brill" w:hAnsi="Brill"/>
+          <w:color w:val="FF0000"/>
+          <w:lang w:val="es-ES"/>
+        </w:rPr>
+        <w:t xml:space="preserve">Capítulo </w:t>
+      </w:r>
+      <w:r>
+        <w:rPr>
+          <w:rFonts w:ascii="Brill" w:hAnsi="Brill"/>
+          <w:smallCaps/>
+          <w:color w:val="FF0000"/>
+        </w:rPr>
+        <w:t>xxiii</w:t>
+      </w:r>
+      <w:r>
+        <w:rPr>
+          <w:rFonts w:ascii="Brill" w:hAnsi="Brill"/>
+          <w:smallCaps/>
+          <w:color w:val="FF0000"/>
+          <w:lang w:val="es-ES"/>
+        </w:rPr>
+        <w:t>i</w:t>
+      </w:r>
+      <w:r>
+        <w:rPr>
+          <w:rFonts w:ascii="Brill" w:hAnsi="Brill"/>
+          <w:color w:val="FF0000"/>
+        </w:rPr>
+        <w:t xml:space="preserve">. </w:t>
+      </w:r>
+      <w:r>
+        <w:rPr>
+          <w:rFonts w:ascii="Brill" w:hAnsi="Brill"/>
+          <w:color w:val="FF0000"/>
+          <w:lang w:val="es-ES"/>
+        </w:rPr>
+        <w:t>¿P</w:t>
+      </w:r>
+      <w:r>
+        <w:rPr>
+          <w:rFonts w:ascii="Brill" w:hAnsi="Brill"/>
+          <w:color w:val="FF0000"/>
+        </w:rPr>
+        <w:t xml:space="preserve">or qué razón </w:t>
+      </w:r>
+      <w:r>
+        <w:rPr>
+          <w:rFonts w:ascii="Brill" w:hAnsi="Brill"/>
+          <w:color w:val="FF0000"/>
+        </w:rPr>
+        <w:t xml:space="preserve">quiso </w:t>
+      </w:r>
+      <w:r>
+        <w:rPr>
+          <w:rFonts w:ascii="Brill" w:hAnsi="Brill"/>
+          <w:color w:val="FF0000"/>
+          <w:lang w:val="es-ES"/>
+        </w:rPr>
+        <w:t>Nuestro Señor</w:t>
+      </w:r>
+      <w:r>
+        <w:rPr>
+          <w:rFonts w:ascii="Brill" w:hAnsi="Brill"/>
+          <w:color w:val="FF0000"/>
         </w:rPr>
         <w:t xml:space="preserve"> </w:t>
       </w:r>
       <w:r>
         <w:rPr>
-          <w:rFonts w:ascii="Garamond" w:hAnsi="Garamond"/>
-          <w:color w:val="FF0000"/>
-          <w:lang w:val="es-ES"/>
-        </w:rPr>
-        <w:t>Cap</w:t>
-      </w:r>
-      <w:r>
-        <w:rPr>
-          <w:rFonts w:ascii="Garamond" w:hAnsi="Garamond"/>
-          <w:color w:val="FF0000"/>
-          <w:lang w:val="es-ES"/>
-        </w:rPr>
-        <w:t>í</w:t>
-      </w:r>
-      <w:r>
-        <w:rPr>
-          <w:rFonts w:ascii="Garamond" w:hAnsi="Garamond"/>
-          <w:color w:val="FF0000"/>
-          <w:lang w:val="es-ES"/>
-        </w:rPr>
-        <w:t>tulo</w:t>
-      </w:r>
-      <w:r>
-        <w:rPr>
-          <w:rFonts w:ascii="Garamond" w:hAnsi="Garamond"/>
-          <w:color w:val="FF0000"/>
-          <w:lang w:val="es-ES"/>
-        </w:rPr>
-        <w:t xml:space="preserve"> </w:t>
-      </w:r>
-      <w:r>
-        <w:rPr>
-          <w:rFonts w:ascii="Garamond" w:hAnsi="Garamond"/>
-          <w:smallCaps/>
-          <w:color w:val="FF0000"/>
-        </w:rPr>
-        <w:t>xxiii</w:t>
-      </w:r>
-      <w:r>
-        <w:rPr>
-          <w:rFonts w:ascii="Garamond" w:hAnsi="Garamond"/>
-          <w:smallCaps/>
-          <w:color w:val="FF0000"/>
-          <w:lang w:val="es-ES"/>
-        </w:rPr>
-        <w:t>i</w:t>
-      </w:r>
-      <w:r>
-        <w:rPr>
-          <w:rFonts w:ascii="Garamond" w:hAnsi="Garamond"/>
-          <w:color w:val="FF0000"/>
-        </w:rPr>
-        <w:t xml:space="preserve">. </w:t>
-      </w:r>
-      <w:r>
-        <w:rPr>
-          <w:rFonts w:ascii="Garamond" w:hAnsi="Garamond"/>
-          <w:color w:val="FF0000"/>
-          <w:lang w:val="es-ES"/>
-        </w:rPr>
-        <w:t>¿P</w:t>
-      </w:r>
-      <w:r>
-        <w:rPr>
-          <w:rFonts w:ascii="Garamond" w:hAnsi="Garamond"/>
-          <w:color w:val="FF0000"/>
-        </w:rPr>
-        <w:t>or qu</w:t>
-      </w:r>
-      <w:r>
-        <w:rPr>
-          <w:rFonts w:ascii="Garamond" w:hAnsi="Garamond"/>
-          <w:color w:val="FF0000"/>
-        </w:rPr>
-        <w:t>é</w:t>
-      </w:r>
-      <w:r>
-        <w:rPr>
-          <w:rFonts w:ascii="Garamond" w:hAnsi="Garamond"/>
-          <w:color w:val="FF0000"/>
-        </w:rPr>
-        <w:t xml:space="preserve"> raz</w:t>
-      </w:r>
-      <w:r>
-        <w:rPr>
-          <w:rFonts w:ascii="Garamond" w:hAnsi="Garamond"/>
-          <w:color w:val="FF0000"/>
-        </w:rPr>
-        <w:t>ó</w:t>
-      </w:r>
-      <w:r>
-        <w:rPr>
-          <w:rFonts w:ascii="Garamond" w:hAnsi="Garamond"/>
-          <w:color w:val="FF0000"/>
-        </w:rPr>
-        <w:t>n</w:t>
-      </w:r>
-      <w:r>
-        <w:rPr>
-          <w:rFonts w:ascii="Garamond" w:hAnsi="Garamond"/>
-          <w:color w:val="FF0000"/>
-        </w:rPr>
-        <w:t xml:space="preserve"> </w:t>
-      </w:r>
-      <w:r>
-        <w:rPr>
-          <w:rFonts w:ascii="Garamond" w:hAnsi="Garamond"/>
-          <w:color w:val="FF0000"/>
-        </w:rPr>
-        <w:t xml:space="preserve">quiso </w:t>
-      </w:r>
-      <w:r>
-        <w:rPr>
-          <w:rFonts w:ascii="Garamond" w:hAnsi="Garamond"/>
-          <w:color w:val="FF0000"/>
-          <w:lang w:val="es-ES"/>
-        </w:rPr>
-        <w:t>N</w:t>
-      </w:r>
-      <w:r>
-        <w:rPr>
-          <w:rFonts w:ascii="Garamond" w:hAnsi="Garamond"/>
-          <w:color w:val="FF0000"/>
-          <w:lang w:val="es-ES"/>
-        </w:rPr>
-        <w:t xml:space="preserve">uestro </w:t>
-      </w:r>
-      <w:r>
-        <w:rPr>
-          <w:rFonts w:ascii="Garamond" w:hAnsi="Garamond"/>
-          <w:color w:val="FF0000"/>
-          <w:lang w:val="es-ES"/>
-        </w:rPr>
-        <w:t>S</w:t>
-      </w:r>
-      <w:r>
-        <w:rPr>
-          <w:rFonts w:ascii="Garamond" w:hAnsi="Garamond"/>
-          <w:color w:val="FF0000"/>
-          <w:lang w:val="es-ES"/>
-        </w:rPr>
-        <w:t>eñor</w:t>
-      </w:r>
-      <w:r>
-        <w:rPr>
-          <w:rFonts w:ascii="Garamond" w:hAnsi="Garamond"/>
-          <w:color w:val="FF0000"/>
-        </w:rPr>
-        <w:t xml:space="preserve"> </w:t>
-      </w:r>
-      <w:r>
-        <w:rPr>
-          <w:rFonts w:ascii="Garamond" w:hAnsi="Garamond"/>
+          <w:rFonts w:ascii="Brill" w:hAnsi="Brill"/>
           <w:color w:val="FF0000"/>
         </w:rPr>
         <w:t xml:space="preserve">sobir al cielo este cuerpo carnal que </w:t>
       </w:r>
       <w:r>
         <w:rPr>
-          <w:rFonts w:ascii="Garamond" w:hAnsi="Garamond"/>
-          <w:color w:val="FF0000"/>
-          <w:lang w:val="es-ES"/>
-        </w:rPr>
-        <w:t>tom</w:t>
-      </w:r>
-      <w:r>
-        <w:rPr>
-          <w:rFonts w:ascii="Garamond" w:hAnsi="Garamond"/>
-          <w:color w:val="FF0000"/>
-          <w:lang w:val="es-ES"/>
-        </w:rPr>
-        <w:t>ó</w:t>
-      </w:r>
-      <w:r>
-        <w:rPr>
-          <w:rFonts w:ascii="Garamond" w:hAnsi="Garamond"/>
-          <w:color w:val="FF0000"/>
-          <w:lang w:val="es-ES"/>
-        </w:rPr>
-        <w:t xml:space="preserve"> </w:t>
-      </w:r>
-      <w:r>
-        <w:rPr>
-          <w:rFonts w:ascii="Garamond" w:hAnsi="Garamond"/>
+          <w:rFonts w:ascii="Brill" w:hAnsi="Brill"/>
+          <w:color w:val="FF0000"/>
+          <w:lang w:val="es-ES"/>
+        </w:rPr>
+        <w:t xml:space="preserve">tomó </w:t>
+      </w:r>
+      <w:r>
+        <w:rPr>
+          <w:rFonts w:ascii="Brill" w:hAnsi="Brill"/>
           <w:color w:val="FF0000"/>
         </w:rPr>
         <w:t>en este mundo</w:t>
       </w:r>
       <w:r>
         <w:rPr>
-          <w:rFonts w:ascii="Garamond" w:hAnsi="Garamond"/>
+          <w:rFonts w:ascii="Brill" w:hAnsi="Brill"/>
           <w:color w:val="FF0000"/>
           <w:lang w:val="es-ES"/>
         </w:rPr>
@@ -741,41 +477,130 @@
     <w:p>
       <w:pPr>
         <w:rPr>
-          <w:rFonts w:ascii="Garamond" w:hAnsi="Garamond"/>
+          <w:rFonts w:ascii="Brill" w:hAnsi="Brill"/>
           <w:lang w:val="es-ES"/>
         </w:rPr>
       </w:pPr>
       <w:r>
         <w:rPr>
-          <w:rFonts w:ascii="Garamond" w:hAnsi="Garamond"/>
+          <w:rFonts w:ascii="Brill" w:hAnsi="Brill"/>
           <w:lang w:val="es-ES"/>
         </w:rPr>
         <w:t xml:space="preserve">D: </w:t>
       </w:r>
       <w:r>
         <w:rPr>
-          <w:rFonts w:ascii="Garamond" w:hAnsi="Garamond"/>
+          <w:rFonts w:ascii="Brill" w:hAnsi="Brill"/>
         </w:rPr>
         <w:t>118va</w:t>
       </w:r>
       <w:r>
         <w:rPr>
-          <w:rFonts w:ascii="Garamond" w:hAnsi="Garamond"/>
+          <w:rFonts w:ascii="Brill" w:hAnsi="Brill"/>
           <w:lang w:val="es-ES"/>
         </w:rPr>
         <w:t xml:space="preserve"> </w:t>
       </w:r>
       <w:r>
         <w:rPr>
-          <w:rFonts w:ascii="Garamond" w:hAnsi="Garamond"/>
-          <w:color w:val="FF0000"/>
-          <w:lang w:val="es-ES"/>
-        </w:rPr>
-        <w:t>Cap</w:t>
-      </w:r>
-      <w:r>
-        <w:rPr>
-          <w:rFonts w:ascii="Garamond" w:hAnsi="Garamond"/>
+          <w:rFonts w:ascii="Brill" w:hAnsi="Brill"/>
+          <w:color w:val="FF0000"/>
+          <w:lang w:val="es-ES"/>
+        </w:rPr>
+        <w:t xml:space="preserve">Capítulo </w:t>
+      </w:r>
+      <w:r>
+        <w:rPr>
+          <w:rFonts w:ascii="Brill" w:hAnsi="Brill"/>
+          <w:smallCaps/>
+          <w:color w:val="FF0000"/>
+        </w:rPr>
+        <w:t>xl</w:t>
+      </w:r>
+      <w:r>
+        <w:rPr>
+          <w:rFonts w:ascii="Brill" w:hAnsi="Brill"/>
+          <w:color w:val="FF0000"/>
+          <w:lang w:val="es-ES"/>
+        </w:rPr>
+        <w:t>.</w:t>
+      </w:r>
+      <w:r>
+        <w:rPr>
+          <w:rFonts w:ascii="Brill" w:hAnsi="Brill"/>
+          <w:color w:val="FF0000"/>
+        </w:rPr>
+        <w:t xml:space="preserve"> </w:t>
+      </w:r>
+      <w:r>
+        <w:rPr>
+          <w:rFonts w:ascii="Brill" w:hAnsi="Brill"/>
+          <w:color w:val="FF0000"/>
+          <w:lang w:val="es-ES"/>
+        </w:rPr>
+        <w:t>¿P</w:t>
+      </w:r>
+      <w:r>
+        <w:rPr>
+          <w:rFonts w:ascii="Brill" w:hAnsi="Brill"/>
+          <w:color w:val="FF0000"/>
+        </w:rPr>
+        <w:t xml:space="preserve">or qué razón </w:t>
+      </w:r>
+      <w:r>
+        <w:rPr>
+          <w:rFonts w:ascii="Brill" w:hAnsi="Brill"/>
+          <w:color w:val="FF0000"/>
+        </w:rPr>
+        <w:t xml:space="preserve">quiso el </w:t>
+      </w:r>
+      <w:r>
+        <w:rPr>
+          <w:rFonts w:ascii="Brill" w:hAnsi="Brill"/>
+          <w:color w:val="FF0000"/>
+          <w:lang w:val="es-ES"/>
+        </w:rPr>
+        <w:t>Nuestro Señor</w:t>
+      </w:r>
+      <w:r>
+        <w:rPr>
+          <w:rFonts w:ascii="Brill" w:hAnsi="Brill"/>
+          <w:color w:val="FF0000"/>
+        </w:rPr>
+        <w:t xml:space="preserve"> </w:t>
+      </w:r>
+      <w:r>
+        <w:rPr>
+          <w:rFonts w:ascii="Brill" w:hAnsi="Brill"/>
+          <w:color w:val="FF0000"/>
+        </w:rPr>
+        <w:t xml:space="preserve">sobir a los cielos en el cuerpo carnal que </w:t>
+      </w:r>
+      <w:r>
+        <w:rPr>
+          <w:rFonts w:ascii="Brill" w:hAnsi="Brill"/>
+          <w:color w:val="FF0000"/>
+          <w:lang w:val="es-ES"/>
+        </w:rPr>
+        <w:t xml:space="preserve">tomó </w:t>
+      </w:r>
+      <w:r>
+        <w:rPr>
+          <w:rFonts w:ascii="Brill" w:hAnsi="Brill"/>
+          <w:color w:val="FF0000"/>
+        </w:rPr>
+        <w:t xml:space="preserve">de santa </w:t>
+      </w:r>
+      <w:r>
+        <w:rPr>
+          <w:rFonts w:ascii="Brill" w:hAnsi="Brill"/>
+          <w:color w:val="FF0000"/>
+        </w:rPr>
+        <w:t>Mar</w:t>
+      </w:r>
+      <w:r>
+        <w:rPr>
+          <w:rFonts w:ascii="Brill" w:hAnsi="Brill"/>
           <w:color w:val="FF0000"/>
           <w:lang w:val="es-ES"/>
         </w:rPr>
@@ -783,202 +608,14 @@
       </w:r>
       <w:r>
         <w:rPr>
-          <w:rFonts w:ascii="Garamond" w:hAnsi="Garamond"/>
-          <w:color w:val="FF0000"/>
-          <w:lang w:val="es-ES"/>
-        </w:rPr>
-        <w:t>tulo</w:t>
-      </w:r>
-      <w:r>
-        <w:rPr>
-          <w:rFonts w:ascii="Garamond" w:hAnsi="Garamond"/>
-          <w:color w:val="FF0000"/>
-          <w:lang w:val="es-ES"/>
-        </w:rPr>
-        <w:t xml:space="preserve"> </w:t>
-      </w:r>
-      <w:r>
-        <w:rPr>
-          <w:rFonts w:ascii="Garamond" w:hAnsi="Garamond"/>
-          <w:smallCaps/>
-          <w:color w:val="FF0000"/>
-        </w:rPr>
-        <w:t>xl</w:t>
-      </w:r>
-      <w:r>
-        <w:rPr>
-          <w:rFonts w:ascii="Garamond" w:hAnsi="Garamond"/>
-          <w:color w:val="FF0000"/>
-          <w:lang w:val="es-ES"/>
-        </w:rPr>
-        <w:t>.</w:t>
-      </w:r>
-      <w:r>
-        <w:rPr>
-          <w:rFonts w:ascii="Garamond" w:hAnsi="Garamond"/>
-          <w:color w:val="FF0000"/>
-        </w:rPr>
-        <w:t xml:space="preserve"> </w:t>
-      </w:r>
-      <w:r>
-        <w:rPr>
-          <w:rFonts w:ascii="Garamond" w:hAnsi="Garamond"/>
-          <w:color w:val="FF0000"/>
-          <w:lang w:val="es-ES"/>
-        </w:rPr>
-        <w:t>¿P</w:t>
-      </w:r>
-      <w:r>
-        <w:rPr>
-          <w:rFonts w:ascii="Garamond" w:hAnsi="Garamond"/>
-          <w:color w:val="FF0000"/>
-        </w:rPr>
-        <w:t>or qu</w:t>
-      </w:r>
-      <w:r>
-        <w:rPr>
-          <w:rFonts w:ascii="Garamond" w:hAnsi="Garamond"/>
-          <w:color w:val="FF0000"/>
-        </w:rPr>
-        <w:t>é</w:t>
-      </w:r>
-      <w:r>
-        <w:rPr>
-          <w:rFonts w:ascii="Garamond" w:hAnsi="Garamond"/>
-          <w:color w:val="FF0000"/>
-        </w:rPr>
-        <w:t xml:space="preserve"> raz</w:t>
-      </w:r>
-      <w:r>
-        <w:rPr>
-          <w:rFonts w:ascii="Garamond" w:hAnsi="Garamond"/>
-          <w:color w:val="FF0000"/>
-        </w:rPr>
-        <w:t>ó</w:t>
-      </w:r>
-      <w:r>
-        <w:rPr>
-          <w:rFonts w:ascii="Garamond" w:hAnsi="Garamond"/>
-          <w:color w:val="FF0000"/>
-        </w:rPr>
-        <w:t>n</w:t>
-      </w:r>
-      <w:r>
-        <w:rPr>
-          <w:rFonts w:ascii="Garamond" w:hAnsi="Garamond"/>
-          <w:color w:val="FF0000"/>
-        </w:rPr>
-        <w:t xml:space="preserve"> </w:t>
-      </w:r>
-      <w:r>
-        <w:rPr>
-          <w:rFonts w:ascii="Garamond" w:hAnsi="Garamond"/>
-          <w:color w:val="FF0000"/>
-        </w:rPr>
-        <w:t xml:space="preserve">quiso el </w:t>
-      </w:r>
-      <w:r>
-        <w:rPr>
-          <w:rFonts w:ascii="Garamond" w:hAnsi="Garamond"/>
-          <w:color w:val="FF0000"/>
-          <w:lang w:val="es-ES"/>
-        </w:rPr>
-        <w:t>N</w:t>
-      </w:r>
-      <w:r>
-        <w:rPr>
-          <w:rFonts w:ascii="Garamond" w:hAnsi="Garamond"/>
-          <w:color w:val="FF0000"/>
-          <w:lang w:val="es-ES"/>
-        </w:rPr>
-        <w:t xml:space="preserve">uestro </w:t>
-      </w:r>
-      <w:r>
-        <w:rPr>
-          <w:rFonts w:ascii="Garamond" w:hAnsi="Garamond"/>
-          <w:color w:val="FF0000"/>
-          <w:lang w:val="es-ES"/>
-        </w:rPr>
-        <w:t>S</w:t>
-      </w:r>
-      <w:r>
-        <w:rPr>
-          <w:rFonts w:ascii="Garamond" w:hAnsi="Garamond"/>
-          <w:color w:val="FF0000"/>
-          <w:lang w:val="es-ES"/>
-        </w:rPr>
-        <w:t>eñor</w:t>
-      </w:r>
-      <w:r>
-        <w:rPr>
-          <w:rFonts w:ascii="Garamond" w:hAnsi="Garamond"/>
-          <w:color w:val="FF0000"/>
-        </w:rPr>
-        <w:t xml:space="preserve"> </w:t>
-      </w:r>
-      <w:r>
-        <w:rPr>
-          <w:rFonts w:ascii="Garamond" w:hAnsi="Garamond"/>
-          <w:color w:val="FF0000"/>
-        </w:rPr>
-        <w:t xml:space="preserve">sobir a los cielos en el cuerpo carnal que </w:t>
-      </w:r>
-      <w:r>
-        <w:rPr>
-          <w:rFonts w:ascii="Garamond" w:hAnsi="Garamond"/>
-          <w:color w:val="FF0000"/>
-          <w:lang w:val="es-ES"/>
-        </w:rPr>
-        <w:t>tom</w:t>
-      </w:r>
-      <w:r>
-        <w:rPr>
-          <w:rFonts w:ascii="Garamond" w:hAnsi="Garamond"/>
-          <w:color w:val="FF0000"/>
-          <w:lang w:val="es-ES"/>
-        </w:rPr>
-        <w:t>ó</w:t>
-      </w:r>
-      <w:r>
-        <w:rPr>
-          <w:rFonts w:ascii="Garamond" w:hAnsi="Garamond"/>
-          <w:color w:val="FF0000"/>
-          <w:lang w:val="es-ES"/>
-        </w:rPr>
-        <w:t xml:space="preserve"> </w:t>
-      </w:r>
-      <w:r>
-        <w:rPr>
-          <w:rFonts w:ascii="Garamond" w:hAnsi="Garamond"/>
-          <w:color w:val="FF0000"/>
-        </w:rPr>
-        <w:t xml:space="preserve">de santa </w:t>
-      </w:r>
-      <w:r>
-        <w:rPr>
-          <w:rFonts w:ascii="Garamond" w:hAnsi="Garamond"/>
-          <w:color w:val="FF0000"/>
-        </w:rPr>
-        <w:t>Mar</w:t>
-      </w:r>
-      <w:r>
-        <w:rPr>
-          <w:rFonts w:ascii="Garamond" w:hAnsi="Garamond"/>
-          <w:color w:val="FF0000"/>
-          <w:lang w:val="es-ES"/>
-        </w:rPr>
-        <w:t>í</w:t>
-      </w:r>
-      <w:r>
-        <w:rPr>
-          <w:rFonts w:ascii="Garamond" w:hAnsi="Garamond"/>
+          <w:rFonts w:ascii="Brill" w:hAnsi="Brill"/>
           <w:color w:val="FF0000"/>
         </w:rPr>
         <w:t>a</w:t>
       </w:r>
       <w:r>
         <w:rPr>
-          <w:rFonts w:ascii="Garamond" w:hAnsi="Garamond"/>
+          <w:rFonts w:ascii="Brill" w:hAnsi="Brill"/>
           <w:color w:val="FF0000"/>
           <w:lang w:val="es-ES"/>
         </w:rPr>
@@ -988,180 +625,116 @@
     <w:p>
       <w:pPr>
         <w:rPr>
-          <w:rFonts w:ascii="Garamond" w:hAnsi="Garamond"/>
+          <w:rFonts w:ascii="Brill" w:hAnsi="Brill"/>
           <w:color w:val="FF0000"/>
         </w:rPr>
       </w:pPr>
       <w:r>
         <w:rPr>
-          <w:rFonts w:ascii="Garamond" w:hAnsi="Garamond"/>
+          <w:rFonts w:ascii="Brill" w:hAnsi="Brill"/>
         </w:rPr>
         <w:t>E: 62vb</w:t>
       </w:r>
       <w:r>
         <w:rPr>
-          <w:rFonts w:ascii="Garamond" w:hAnsi="Garamond"/>
+          <w:rFonts w:ascii="Brill" w:hAnsi="Brill"/>
           <w:color w:val="FF0000"/>
         </w:rPr>
         <w:t xml:space="preserve"> </w:t>
       </w:r>
       <w:r>
         <w:rPr>
-          <w:rFonts w:ascii="Garamond" w:hAnsi="Garamond"/>
-          <w:color w:val="FF0000"/>
-          <w:lang w:val="es-ES"/>
-        </w:rPr>
-        <w:t>Cap</w:t>
-      </w:r>
-      <w:r>
-        <w:rPr>
-          <w:rFonts w:ascii="Garamond" w:hAnsi="Garamond"/>
-          <w:color w:val="FF0000"/>
-          <w:lang w:val="es-ES"/>
-        </w:rPr>
-        <w:t>í</w:t>
-      </w:r>
-      <w:r>
-        <w:rPr>
-          <w:rFonts w:ascii="Garamond" w:hAnsi="Garamond"/>
-          <w:color w:val="FF0000"/>
-          <w:lang w:val="es-ES"/>
-        </w:rPr>
-        <w:t>tulo</w:t>
-      </w:r>
-      <w:r>
-        <w:rPr>
-          <w:rFonts w:ascii="Garamond" w:hAnsi="Garamond"/>
-          <w:color w:val="FF0000"/>
-          <w:lang w:val="es-ES"/>
+          <w:rFonts w:ascii="Brill" w:hAnsi="Brill"/>
+          <w:color w:val="FF0000"/>
+          <w:lang w:val="es-ES"/>
+        </w:rPr>
+        <w:t xml:space="preserve">Capítulo </w:t>
+      </w:r>
+      <w:r>
+        <w:rPr>
+          <w:rFonts w:ascii="Brill" w:hAnsi="Brill"/>
+          <w:smallCaps/>
+          <w:color w:val="FF0000"/>
+        </w:rPr>
+        <w:t>xxxiiii</w:t>
+      </w:r>
+      <w:r>
+        <w:rPr>
+          <w:rFonts w:ascii="Brill" w:hAnsi="Brill"/>
+          <w:color w:val="FF0000"/>
+          <w:vertAlign w:val="superscript"/>
+        </w:rPr>
+        <w:t>o</w:t>
+      </w:r>
+      <w:r>
+        <w:rPr>
+          <w:rFonts w:ascii="Brill" w:hAnsi="Brill"/>
+          <w:color w:val="FF0000"/>
+        </w:rPr>
+        <w:t xml:space="preserve">. </w:t>
+      </w:r>
+      <w:r>
+        <w:rPr>
+          <w:rFonts w:ascii="Brill" w:hAnsi="Brill"/>
+          <w:color w:val="FF0000"/>
+          <w:lang w:val="es-ES"/>
+        </w:rPr>
+        <w:t>D</w:t>
+      </w:r>
+      <w:r>
+        <w:rPr>
+          <w:rFonts w:ascii="Brill" w:hAnsi="Brill"/>
+          <w:color w:val="FF0000"/>
+        </w:rPr>
+        <w:t>emanda por qu</w:t>
+      </w:r>
+      <w:r>
+        <w:rPr>
+          <w:rFonts w:ascii="Brill" w:hAnsi="Brill"/>
+          <w:color w:val="FF0000"/>
+        </w:rPr>
+        <w:t>é</w:t>
+      </w:r>
+      <w:r>
+        <w:rPr>
+          <w:rFonts w:ascii="Brill" w:hAnsi="Brill"/>
+          <w:color w:val="FF0000"/>
+        </w:rPr>
+        <w:t xml:space="preserve"> quiso </w:t>
+      </w:r>
+      <w:r>
+        <w:rPr>
+          <w:rFonts w:ascii="Brill" w:hAnsi="Brill"/>
+          <w:color w:val="FF0000"/>
+          <w:lang w:val="es-ES"/>
+        </w:rPr>
+        <w:t>Nuestro Señor</w:t>
+      </w:r>
+      <w:r>
+        <w:rPr>
+          <w:rFonts w:ascii="Brill" w:hAnsi="Brill"/>
+          <w:color w:val="FF0000"/>
         </w:rPr>
         <w:t xml:space="preserve"> </w:t>
       </w:r>
       <w:r>
         <w:rPr>
-          <w:rFonts w:ascii="Garamond" w:hAnsi="Garamond"/>
-          <w:smallCaps/>
-          <w:color w:val="FF0000"/>
-        </w:rPr>
-        <w:t>xxxiiii</w:t>
-      </w:r>
-      <w:r>
-        <w:rPr>
-          <w:rFonts w:ascii="Garamond" w:hAnsi="Garamond"/>
-          <w:color w:val="FF0000"/>
-          <w:vertAlign w:val="superscript"/>
-        </w:rPr>
-        <w:t>o</w:t>
-      </w:r>
-      <w:r>
-        <w:rPr>
-          <w:rFonts w:ascii="Garamond" w:hAnsi="Garamond"/>
-          <w:color w:val="FF0000"/>
-        </w:rPr>
-        <w:t xml:space="preserve">. </w:t>
-      </w:r>
-      <w:r>
-        <w:rPr>
-          <w:rFonts w:ascii="Garamond" w:hAnsi="Garamond"/>
-          <w:color w:val="FF0000"/>
-          <w:lang w:val="es-ES"/>
-        </w:rPr>
-        <w:t>D</w:t>
-      </w:r>
-      <w:r>
-        <w:rPr>
-          <w:rFonts w:ascii="Garamond" w:hAnsi="Garamond"/>
-          <w:color w:val="FF0000"/>
-        </w:rPr>
-        <w:t>emanda por qu</w:t>
-      </w:r>
-      <w:r>
-        <w:rPr>
-          <w:rFonts w:ascii="Garamond" w:hAnsi="Garamond"/>
-          <w:color w:val="FF0000"/>
-        </w:rPr>
-        <w:t>é</w:t>
-      </w:r>
-      <w:r>
-        <w:rPr>
-          <w:rFonts w:ascii="Garamond" w:hAnsi="Garamond"/>
-          <w:color w:val="FF0000"/>
-        </w:rPr>
-        <w:t xml:space="preserve"> quiso </w:t>
-      </w:r>
-      <w:r>
-        <w:rPr>
-          <w:rFonts w:ascii="Garamond" w:hAnsi="Garamond"/>
-          <w:color w:val="FF0000"/>
-          <w:lang w:val="es-ES"/>
-        </w:rPr>
-        <w:t>N</w:t>
-      </w:r>
-      <w:r>
-        <w:rPr>
-          <w:rFonts w:ascii="Garamond" w:hAnsi="Garamond"/>
-          <w:color w:val="FF0000"/>
-          <w:lang w:val="es-ES"/>
-        </w:rPr>
-        <w:t xml:space="preserve">uestro </w:t>
-      </w:r>
-      <w:r>
-        <w:rPr>
-          <w:rFonts w:ascii="Garamond" w:hAnsi="Garamond"/>
-          <w:color w:val="FF0000"/>
-          <w:lang w:val="es-ES"/>
-        </w:rPr>
-        <w:t>S</w:t>
-      </w:r>
-      <w:r>
-        <w:rPr>
-          <w:rFonts w:ascii="Garamond" w:hAnsi="Garamond"/>
-          <w:color w:val="FF0000"/>
-          <w:lang w:val="es-ES"/>
-        </w:rPr>
-        <w:t>eñor</w:t>
-      </w:r>
-      <w:r>
-        <w:rPr>
-          <w:rFonts w:ascii="Garamond" w:hAnsi="Garamond"/>
-          <w:color w:val="FF0000"/>
-        </w:rPr>
-        <w:t xml:space="preserve"> </w:t>
-      </w:r>
-      <w:r>
-        <w:rPr>
-          <w:rFonts w:ascii="Garamond" w:hAnsi="Garamond"/>
+          <w:rFonts w:ascii="Brill" w:hAnsi="Brill"/>
           <w:color w:val="FF0000"/>
         </w:rPr>
         <w:t xml:space="preserve">subir al cielo el cuerpo carnal que </w:t>
       </w:r>
       <w:r>
         <w:rPr>
-          <w:rFonts w:ascii="Garamond" w:hAnsi="Garamond"/>
-          <w:color w:val="FF0000"/>
-          <w:lang w:val="es-ES"/>
-        </w:rPr>
-        <w:t>tom</w:t>
-      </w:r>
-      <w:r>
-        <w:rPr>
-          <w:rFonts w:ascii="Garamond" w:hAnsi="Garamond"/>
-          <w:color w:val="FF0000"/>
-          <w:lang w:val="es-ES"/>
-        </w:rPr>
-        <w:t>ó</w:t>
-      </w:r>
-      <w:r>
-        <w:rPr>
-          <w:rFonts w:ascii="Garamond" w:hAnsi="Garamond"/>
-          <w:color w:val="FF0000"/>
-          <w:lang w:val="es-ES"/>
-        </w:rPr>
-        <w:t xml:space="preserve"> </w:t>
-      </w:r>
-      <w:r>
-        <w:rPr>
-          <w:rFonts w:ascii="Garamond" w:hAnsi="Garamond"/>
+          <w:rFonts w:ascii="Brill" w:hAnsi="Brill"/>
+          <w:color w:val="FF0000"/>
+          <w:lang w:val="es-ES"/>
+        </w:rPr>
+        <w:t xml:space="preserve">tomó </w:t>
+      </w:r>
+      <w:r>
+        <w:rPr>
+          <w:rFonts w:ascii="Brill" w:hAnsi="Brill"/>
           <w:color w:val="FF0000"/>
         </w:rPr>
         <w:t>en este mundo</w:t>
@@ -1170,164 +743,110 @@
     <w:p>
       <w:pPr>
         <w:rPr>
-          <w:rFonts w:ascii="Garamond" w:hAnsi="Garamond"/>
+          <w:rFonts w:ascii="Brill" w:hAnsi="Brill"/>
           <w:color w:val="FF0000"/>
         </w:rPr>
       </w:pPr>
       <w:r>
         <w:rPr>
-          <w:rFonts w:ascii="Garamond" w:hAnsi="Garamond"/>
-        </w:rPr>
-        <w:t>E: 84r</w:t>
-      </w:r>
-      <w:r>
-        <w:rPr>
-          <w:rFonts w:ascii="Garamond" w:hAnsi="Garamond"/>
+          <w:rFonts w:ascii="Brill" w:hAnsi="Brill"/>
+        </w:rPr>
+        <w:t xml:space="preserve">E: 84r </w:t>
+      </w:r>
+      <w:r>
+        <w:rPr>
+          <w:rFonts w:ascii="Brill" w:hAnsi="Brill"/>
+          <w:color w:val="FF0000"/>
+          <w:lang w:val="es-ES"/>
+        </w:rPr>
+        <w:t xml:space="preserve">Capítulo </w:t>
+      </w:r>
+      <w:r>
+        <w:rPr>
+          <w:rFonts w:ascii="Brill" w:hAnsi="Brill"/>
+          <w:smallCaps/>
+          <w:color w:val="FF0000"/>
+        </w:rPr>
+        <w:t>xxxiiii</w:t>
+      </w:r>
+      <w:r>
+        <w:rPr>
+          <w:rFonts w:ascii="Brill" w:hAnsi="Brill"/>
+          <w:color w:val="FF0000"/>
+          <w:vertAlign w:val="superscript"/>
+        </w:rPr>
+        <w:t>o</w:t>
+      </w:r>
+      <w:r>
+        <w:rPr>
+          <w:rFonts w:ascii="Brill" w:hAnsi="Brill"/>
+          <w:color w:val="FF0000"/>
+          <w:lang w:val="es-ES"/>
+        </w:rPr>
+        <w:t>.</w:t>
+      </w:r>
+      <w:r>
+        <w:rPr>
+          <w:rFonts w:ascii="Brill" w:hAnsi="Brill"/>
+          <w:color w:val="FF0000"/>
         </w:rPr>
         <w:t xml:space="preserve"> </w:t>
       </w:r>
       <w:r>
         <w:rPr>
-          <w:rFonts w:ascii="Garamond" w:hAnsi="Garamond"/>
-          <w:color w:val="FF0000"/>
-          <w:lang w:val="es-ES"/>
-        </w:rPr>
-        <w:t>Cap</w:t>
-      </w:r>
-      <w:r>
-        <w:rPr>
-          <w:rFonts w:ascii="Garamond" w:hAnsi="Garamond"/>
-          <w:color w:val="FF0000"/>
-          <w:lang w:val="es-ES"/>
-        </w:rPr>
-        <w:t>í</w:t>
-      </w:r>
-      <w:r>
-        <w:rPr>
-          <w:rFonts w:ascii="Garamond" w:hAnsi="Garamond"/>
-          <w:color w:val="FF0000"/>
-          <w:lang w:val="es-ES"/>
-        </w:rPr>
-        <w:t>tulo</w:t>
-      </w:r>
-      <w:r>
-        <w:rPr>
-          <w:rFonts w:ascii="Garamond" w:hAnsi="Garamond"/>
-          <w:color w:val="FF0000"/>
-          <w:lang w:val="es-ES"/>
+          <w:rFonts w:ascii="Brill" w:hAnsi="Brill"/>
+          <w:color w:val="FF0000"/>
+          <w:lang w:val="es-ES"/>
+        </w:rPr>
+        <w:t>Q</w:t>
+      </w:r>
+      <w:r>
+        <w:rPr>
+          <w:rFonts w:ascii="Brill" w:hAnsi="Brill"/>
+          <w:color w:val="FF0000"/>
+        </w:rPr>
+        <w:t>ue demanda por qu</w:t>
+      </w:r>
+      <w:r>
+        <w:rPr>
+          <w:rFonts w:ascii="Brill" w:hAnsi="Brill"/>
+          <w:color w:val="FF0000"/>
+          <w:lang w:val="es-ES"/>
+        </w:rPr>
+        <w:t>é</w:t>
+      </w:r>
+      <w:r>
+        <w:rPr>
+          <w:rFonts w:ascii="Brill" w:hAnsi="Brill"/>
+          <w:color w:val="FF0000"/>
+        </w:rPr>
+        <w:t xml:space="preserve"> quiso </w:t>
+      </w:r>
+      <w:r>
+        <w:rPr>
+          <w:rFonts w:ascii="Brill" w:hAnsi="Brill"/>
+          <w:color w:val="FF0000"/>
+          <w:lang w:val="es-ES"/>
+        </w:rPr>
+        <w:t>Nuestro Señor</w:t>
+      </w:r>
+      <w:r>
+        <w:rPr>
+          <w:rFonts w:ascii="Brill" w:hAnsi="Brill"/>
+          <w:color w:val="FF0000"/>
         </w:rPr>
         <w:t xml:space="preserve"> </w:t>
       </w:r>
       <w:r>
         <w:rPr>
-          <w:rFonts w:ascii="Garamond" w:hAnsi="Garamond"/>
-          <w:smallCaps/>
-          <w:color w:val="FF0000"/>
-        </w:rPr>
-        <w:t>xxxiiii</w:t>
-      </w:r>
-      <w:r>
-        <w:rPr>
-          <w:rFonts w:ascii="Garamond" w:hAnsi="Garamond"/>
-          <w:color w:val="FF0000"/>
-          <w:vertAlign w:val="superscript"/>
-        </w:rPr>
-        <w:t>o</w:t>
-      </w:r>
-      <w:r>
-        <w:rPr>
-          <w:rFonts w:ascii="Garamond" w:hAnsi="Garamond"/>
-          <w:color w:val="FF0000"/>
-          <w:lang w:val="es-ES"/>
-        </w:rPr>
-        <w:t>.</w:t>
-      </w:r>
-      <w:r>
-        <w:rPr>
-          <w:rFonts w:ascii="Garamond" w:hAnsi="Garamond"/>
-          <w:color w:val="FF0000"/>
-        </w:rPr>
-        <w:t xml:space="preserve"> </w:t>
-      </w:r>
-      <w:r>
-        <w:rPr>
-          <w:rFonts w:ascii="Garamond" w:hAnsi="Garamond"/>
-          <w:color w:val="FF0000"/>
-          <w:lang w:val="es-ES"/>
-        </w:rPr>
-        <w:t>Q</w:t>
-      </w:r>
-      <w:r>
-        <w:rPr>
-          <w:rFonts w:ascii="Garamond" w:hAnsi="Garamond"/>
-          <w:color w:val="FF0000"/>
-        </w:rPr>
-        <w:t>ue demanda por qu</w:t>
-      </w:r>
-      <w:r>
-        <w:rPr>
-          <w:rFonts w:ascii="Garamond" w:hAnsi="Garamond"/>
-          <w:color w:val="FF0000"/>
-          <w:lang w:val="es-ES"/>
-        </w:rPr>
-        <w:t>é</w:t>
-      </w:r>
-      <w:r>
-        <w:rPr>
-          <w:rFonts w:ascii="Garamond" w:hAnsi="Garamond"/>
-          <w:color w:val="FF0000"/>
-        </w:rPr>
-        <w:t xml:space="preserve"> quiso </w:t>
-      </w:r>
-      <w:r>
-        <w:rPr>
-          <w:rFonts w:ascii="Garamond" w:hAnsi="Garamond"/>
-          <w:color w:val="FF0000"/>
-          <w:lang w:val="es-ES"/>
-        </w:rPr>
-        <w:t>N</w:t>
-      </w:r>
-      <w:r>
-        <w:rPr>
-          <w:rFonts w:ascii="Garamond" w:hAnsi="Garamond"/>
-          <w:color w:val="FF0000"/>
-          <w:lang w:val="es-ES"/>
-        </w:rPr>
-        <w:t xml:space="preserve">uestro </w:t>
-      </w:r>
-      <w:r>
-        <w:rPr>
-          <w:rFonts w:ascii="Garamond" w:hAnsi="Garamond"/>
-          <w:color w:val="FF0000"/>
-          <w:lang w:val="es-ES"/>
-        </w:rPr>
-        <w:t>S</w:t>
-      </w:r>
-      <w:r>
-        <w:rPr>
-          <w:rFonts w:ascii="Garamond" w:hAnsi="Garamond"/>
-          <w:color w:val="FF0000"/>
-          <w:lang w:val="es-ES"/>
-        </w:rPr>
-        <w:t>eñor</w:t>
-      </w:r>
-      <w:r>
-        <w:rPr>
-          <w:rFonts w:ascii="Garamond" w:hAnsi="Garamond"/>
-          <w:color w:val="FF0000"/>
-        </w:rPr>
-        <w:t xml:space="preserve"> </w:t>
-      </w:r>
-      <w:r>
-        <w:rPr>
-          <w:rFonts w:ascii="Garamond" w:hAnsi="Garamond"/>
+          <w:rFonts w:ascii="Brill" w:hAnsi="Brill"/>
           <w:color w:val="FF0000"/>
         </w:rPr>
         <w:t xml:space="preserve">sobir al cielo </w:t>
       </w:r>
       <w:r>
         <w:rPr>
-          <w:rFonts w:ascii="Garamond" w:hAnsi="Garamond"/>
+          <w:rFonts w:ascii="Brill" w:hAnsi="Brill"/>
           <w:color w:val="FF0000"/>
           <w:lang w:val="es-ES"/>
         </w:rPr>
@@ -1335,38 +854,22 @@
       </w:r>
       <w:r>
         <w:rPr>
-          <w:rFonts w:ascii="Garamond" w:hAnsi="Garamond"/>
+          <w:rFonts w:ascii="Brill" w:hAnsi="Brill"/>
           <w:color w:val="FF0000"/>
         </w:rPr>
         <w:t xml:space="preserve">l cuerpo carnal que </w:t>
       </w:r>
       <w:r>
         <w:rPr>
-          <w:rFonts w:ascii="Garamond" w:hAnsi="Garamond"/>
-          <w:color w:val="FF0000"/>
-          <w:lang w:val="es-ES"/>
-        </w:rPr>
-        <w:t>tom</w:t>
-      </w:r>
-      <w:r>
-        <w:rPr>
-          <w:rFonts w:ascii="Garamond" w:hAnsi="Garamond"/>
-          <w:color w:val="FF0000"/>
-          <w:lang w:val="es-ES"/>
-        </w:rPr>
-        <w:t>ó</w:t>
-      </w:r>
-      <w:r>
-        <w:rPr>
-          <w:rFonts w:ascii="Garamond" w:hAnsi="Garamond"/>
-          <w:color w:val="FF0000"/>
-          <w:lang w:val="es-ES"/>
-        </w:rPr>
-        <w:t xml:space="preserve"> </w:t>
-      </w:r>
-      <w:r>
-        <w:rPr>
-          <w:rFonts w:ascii="Garamond" w:hAnsi="Garamond"/>
+          <w:rFonts w:ascii="Brill" w:hAnsi="Brill"/>
+          <w:color w:val="FF0000"/>
+          <w:lang w:val="es-ES"/>
+        </w:rPr>
+        <w:t xml:space="preserve">tomó </w:t>
+      </w:r>
+      <w:r>
+        <w:rPr>
+          <w:rFonts w:ascii="Brill" w:hAnsi="Brill"/>
           <w:color w:val="FF0000"/>
         </w:rPr>
         <w:t>en este mundo</w:t>
@@ -1375,35 +878,46 @@
     <w:p>
       <w:pPr>
         <w:rPr>
-          <w:rFonts w:ascii="Garamond" w:eastAsia="Aptos" w:hAnsi="Garamond" w:cs="Times New Roman (Corps CS)"/>
+          <w:rFonts w:ascii="Brill" w:eastAsia="Aptos" w:hAnsi="Brill" w:cs="Times New Roman (Corps CS)"/>
           <w:color w:val="FF0000"/>
           <w:kern w:val="2"/>
           <w:lang w:val="fr-FR"/>
           <w14:ligatures w14:val="standardContextual"/>
         </w:rPr>
       </w:pPr>
-      <w:r>
-        <w:rPr>
-          <w:rFonts w:ascii="Garamond" w:eastAsia="Aptos" w:hAnsi="Garamond" w:cs="Times New Roman (Corps CS)"/>
+      <w:proofErr w:type="gramStart"/>
+      <w:r>
+        <w:rPr>
+          <w:rFonts w:ascii="Brill" w:eastAsia="Aptos" w:hAnsi="Brill" w:cs="Times New Roman (Corps CS)"/>
           <w:kern w:val="2"/>
           <w:lang w:val="fr-FR"/>
           <w14:ligatures w14:val="standardContextual"/>
         </w:rPr>
-        <w:t xml:space="preserve">F: 45v </w:t>
-      </w:r>
-      <w:r>
-        <w:rPr>
-          <w:rFonts w:ascii="Garamond" w:eastAsia="Aptos" w:hAnsi="Garamond" w:cs="Times New Roman (Corps CS)"/>
-          <w:color w:val="FF0000"/>
+        <w:t>F:</w:t>
+      </w:r>
+      <w:proofErr w:type="gramEnd"/>
+      <w:r>
+        <w:rPr>
+          <w:rFonts w:ascii="Brill" w:eastAsia="Aptos" w:hAnsi="Brill" w:cs="Times New Roman (Corps CS)"/>
           <w:kern w:val="2"/>
           <w:lang w:val="fr-FR"/>
           <w14:ligatures w14:val="standardContextual"/>
         </w:rPr>
+        <w:t xml:space="preserve"> 45v </w:t>
+      </w:r>
+      <w:r>
+        <w:rPr>
+          <w:rFonts w:ascii="Brill" w:eastAsia="Aptos" w:hAnsi="Brill" w:cs="Times New Roman (Corps CS)"/>
+          <w:color w:val="FF0000"/>
+          <w:kern w:val="2"/>
+          <w:lang w:val="fr-FR"/>
+          <w14:ligatures w14:val="standardContextual"/>
+        </w:rPr>
         <w:t xml:space="preserve">Titulus </w:t>
       </w:r>
       <w:r>
         <w:rPr>
-          <w:rFonts w:ascii="Garamond" w:eastAsia="Aptos" w:hAnsi="Garamond" w:cs="Times New Roman (Corps CS)"/>
+          <w:rFonts w:ascii="Brill" w:eastAsia="Aptos" w:hAnsi="Brill" w:cs="Times New Roman (Corps CS)"/>
           <w:smallCaps/>
           <w:color w:val="FF0000"/>
           <w:kern w:val="2"/>
@@ -1414,37 +928,49 @@
       </w:r>
       <w:r>
         <w:rPr>
-          <w:rFonts w:ascii="Garamond" w:eastAsia="Aptos" w:hAnsi="Garamond" w:cs="Times New Roman (Corps CS)"/>
+          <w:rFonts w:ascii="Brill" w:eastAsia="Aptos" w:hAnsi="Brill" w:cs="Times New Roman (Corps CS)"/>
           <w:color w:val="FF0000"/>
           <w:kern w:val="2"/>
           <w:lang w:val="fr-FR"/>
           <w14:ligatures w14:val="standardContextual"/>
         </w:rPr>
-        <w:t>. Quare in caelum deportauit Christus corpus carneum?</w:t>
-      </w:r>
+        <w:t xml:space="preserve">. Quare in caelum deportauit Christus corpus </w:t>
+      </w:r>
+      <w:proofErr w:type="gramStart"/>
+      <w:r>
+        <w:rPr>
+          <w:rFonts w:ascii="Brill" w:eastAsia="Aptos" w:hAnsi="Brill" w:cs="Times New Roman (Corps CS)"/>
+          <w:color w:val="FF0000"/>
+          <w:kern w:val="2"/>
+          <w:lang w:val="fr-FR"/>
+          <w14:ligatures w14:val="standardContextual"/>
+        </w:rPr>
+        <w:t>carneum?</w:t>
+      </w:r>
+      <w:proofErr w:type="gramEnd"/>
     </w:p>
     <w:p>
       <w:pPr>
         <w:rPr>
-          <w:rFonts w:ascii="Garamond" w:hAnsi="Garamond"/>
+          <w:rFonts w:ascii="Brill" w:hAnsi="Brill"/>
         </w:rPr>
       </w:pPr>
       <w:r>
         <w:rPr>
-          <w:rFonts w:ascii="Garamond" w:hAnsi="Garamond"/>
+          <w:rFonts w:ascii="Brill" w:hAnsi="Brill"/>
           <w:lang w:val="es-ES"/>
         </w:rPr>
         <w:t xml:space="preserve">G: </w:t>
       </w:r>
       <w:r>
         <w:rPr>
-          <w:rFonts w:ascii="Garamond" w:hAnsi="Garamond"/>
+          <w:rFonts w:ascii="Brill" w:hAnsi="Brill"/>
         </w:rPr>
         <w:t>75r</w:t>
       </w:r>
       <w:r>
         <w:rPr>
-          <w:rFonts w:ascii="Garamond" w:hAnsi="Garamond"/>
+          <w:rFonts w:ascii="Brill" w:hAnsi="Brill"/>
           <w:color w:val="FF0000"/>
           <w:lang w:val="es-ES"/>
         </w:rPr>
@@ -1452,14 +978,14 @@
       </w:r>
       <w:r>
         <w:rPr>
-          <w:rFonts w:ascii="Garamond" w:hAnsi="Garamond"/>
+          <w:rFonts w:ascii="Brill" w:hAnsi="Brill"/>
           <w:color w:val="FF0000"/>
         </w:rPr>
         <w:t xml:space="preserve">Pregunta del diciplo al maestro de </w:t>
       </w:r>
       <w:r>
         <w:rPr>
-          <w:rFonts w:ascii="Garamond" w:hAnsi="Garamond"/>
+          <w:rFonts w:ascii="Brill" w:hAnsi="Brill"/>
           <w:color w:val="FF0000"/>
           <w:lang w:val="es-ES"/>
         </w:rPr>
@@ -1467,67 +993,43 @@
       </w:r>
       <w:r>
         <w:rPr>
-          <w:rFonts w:ascii="Garamond" w:hAnsi="Garamond"/>
+          <w:rFonts w:ascii="Brill" w:hAnsi="Brill"/>
           <w:color w:val="FF0000"/>
         </w:rPr>
         <w:t xml:space="preserve">uando el </w:t>
       </w:r>
       <w:r>
         <w:rPr>
-          <w:rFonts w:ascii="Garamond" w:hAnsi="Garamond"/>
-          <w:color w:val="FF0000"/>
-          <w:lang w:val="es-ES"/>
-        </w:rPr>
-        <w:t>N</w:t>
-      </w:r>
-      <w:r>
-        <w:rPr>
-          <w:rFonts w:ascii="Garamond" w:hAnsi="Garamond"/>
-          <w:color w:val="FF0000"/>
-          <w:lang w:val="es-ES"/>
-        </w:rPr>
-        <w:t xml:space="preserve">uestro </w:t>
-      </w:r>
-      <w:r>
-        <w:rPr>
-          <w:rFonts w:ascii="Garamond" w:hAnsi="Garamond"/>
-          <w:color w:val="FF0000"/>
-          <w:lang w:val="es-ES"/>
-        </w:rPr>
-        <w:t>S</w:t>
-      </w:r>
-      <w:r>
-        <w:rPr>
-          <w:rFonts w:ascii="Garamond" w:hAnsi="Garamond"/>
-          <w:color w:val="FF0000"/>
-          <w:lang w:val="es-ES"/>
-        </w:rPr>
-        <w:t>eñor</w:t>
-      </w:r>
-      <w:r>
-        <w:rPr>
-          <w:rFonts w:ascii="Garamond" w:hAnsi="Garamond"/>
+          <w:rFonts w:ascii="Brill" w:hAnsi="Brill"/>
+          <w:color w:val="FF0000"/>
+          <w:lang w:val="es-ES"/>
+        </w:rPr>
+        <w:t>Nuestro Señor</w:t>
+      </w:r>
+      <w:r>
+        <w:rPr>
+          <w:rFonts w:ascii="Brill" w:hAnsi="Brill"/>
           <w:color w:val="FF0000"/>
         </w:rPr>
         <w:t xml:space="preserve"> </w:t>
       </w:r>
       <w:r>
         <w:rPr>
-          <w:rFonts w:ascii="Garamond" w:hAnsi="Garamond"/>
+          <w:rFonts w:ascii="Brill" w:hAnsi="Brill"/>
           <w:color w:val="FF0000"/>
         </w:rPr>
         <w:t>subi</w:t>
       </w:r>
       <w:r>
         <w:rPr>
-          <w:rFonts w:ascii="Garamond" w:hAnsi="Garamond"/>
+          <w:rFonts w:ascii="Brill" w:hAnsi="Brill"/>
           <w:color w:val="FF0000"/>
         </w:rPr>
         <w:t>ó</w:t>
       </w:r>
       <w:r>
         <w:rPr>
-          <w:rFonts w:ascii="Garamond" w:hAnsi="Garamond"/>
+          <w:rFonts w:ascii="Brill" w:hAnsi="Brill"/>
           <w:color w:val="FF0000"/>
         </w:rPr>
         <w:t xml:space="preserve"> al cielo</w:t>
@@ -1536,42 +1038,133 @@
     <w:p>
       <w:pPr>
         <w:rPr>
-          <w:rFonts w:ascii="Garamond" w:hAnsi="Garamond"/>
+          <w:rFonts w:ascii="Brill" w:hAnsi="Brill"/>
           <w:color w:val="FF0000"/>
           <w:lang w:val="es-ES"/>
         </w:rPr>
       </w:pPr>
       <w:r>
         <w:rPr>
-          <w:rFonts w:ascii="Garamond" w:hAnsi="Garamond"/>
+          <w:rFonts w:ascii="Brill" w:hAnsi="Brill"/>
           <w:lang w:val="es-ES"/>
         </w:rPr>
         <w:t xml:space="preserve">H: </w:t>
       </w:r>
       <w:r>
         <w:rPr>
-          <w:rFonts w:ascii="Garamond" w:hAnsi="Garamond"/>
+          <w:rFonts w:ascii="Brill" w:hAnsi="Brill"/>
         </w:rPr>
         <w:t>23r</w:t>
       </w:r>
       <w:r>
         <w:rPr>
-          <w:rFonts w:ascii="Garamond" w:hAnsi="Garamond"/>
+          <w:rFonts w:ascii="Brill" w:hAnsi="Brill"/>
           <w:color w:val="FF0000"/>
         </w:rPr>
         <w:t xml:space="preserve"> </w:t>
       </w:r>
       <w:r>
         <w:rPr>
-          <w:rFonts w:ascii="Garamond" w:hAnsi="Garamond"/>
-          <w:color w:val="FF0000"/>
-          <w:lang w:val="es-ES"/>
-        </w:rPr>
-        <w:t>Cap</w:t>
-      </w:r>
-      <w:r>
-        <w:rPr>
-          <w:rFonts w:ascii="Garamond" w:hAnsi="Garamond"/>
+          <w:rFonts w:ascii="Brill" w:hAnsi="Brill"/>
+          <w:color w:val="FF0000"/>
+          <w:lang w:val="es-ES"/>
+        </w:rPr>
+        <w:t xml:space="preserve">Capítulo </w:t>
+      </w:r>
+      <w:r>
+        <w:rPr>
+          <w:rFonts w:ascii="Brill" w:hAnsi="Brill"/>
+          <w:smallCaps/>
+          <w:color w:val="FF0000"/>
+        </w:rPr>
+        <w:t>xv</w:t>
+      </w:r>
+      <w:r>
+        <w:rPr>
+          <w:rFonts w:ascii="Brill" w:hAnsi="Brill"/>
+          <w:smallCaps/>
+          <w:color w:val="FF0000"/>
+          <w:lang w:val="es-ES"/>
+        </w:rPr>
+        <w:t>i</w:t>
+      </w:r>
+      <w:r>
+        <w:rPr>
+          <w:rFonts w:ascii="Brill" w:hAnsi="Brill"/>
+          <w:color w:val="FF0000"/>
+          <w:lang w:val="es-ES"/>
+        </w:rPr>
+        <w:t>.</w:t>
+      </w:r>
+      <w:r>
+        <w:rPr>
+          <w:rFonts w:ascii="Brill" w:hAnsi="Brill"/>
+          <w:color w:val="FF0000"/>
+        </w:rPr>
+        <w:t xml:space="preserve"> </w:t>
+      </w:r>
+      <w:r>
+        <w:rPr>
+          <w:rFonts w:ascii="Brill" w:hAnsi="Brill"/>
+          <w:color w:val="FF0000"/>
+          <w:lang w:val="es-ES"/>
+        </w:rPr>
+        <w:t>¿P</w:t>
+      </w:r>
+      <w:r>
+        <w:rPr>
+          <w:rFonts w:ascii="Brill" w:hAnsi="Brill"/>
+          <w:color w:val="FF0000"/>
+        </w:rPr>
+        <w:t xml:space="preserve">or qué razón </w:t>
+      </w:r>
+      <w:r>
+        <w:rPr>
+          <w:rFonts w:ascii="Brill" w:hAnsi="Brill"/>
+          <w:color w:val="FF0000"/>
+        </w:rPr>
+        <w:t xml:space="preserve">quiso </w:t>
+      </w:r>
+      <w:r>
+        <w:rPr>
+          <w:rFonts w:ascii="Brill" w:hAnsi="Brill"/>
+          <w:color w:val="FF0000"/>
+          <w:lang w:val="es-ES"/>
+        </w:rPr>
+        <w:t>Nuestro Señor</w:t>
+      </w:r>
+      <w:r>
+        <w:rPr>
+          <w:rFonts w:ascii="Brill" w:hAnsi="Brill"/>
+          <w:color w:val="FF0000"/>
+        </w:rPr>
+        <w:t xml:space="preserve"> </w:t>
+      </w:r>
+      <w:r>
+        <w:rPr>
+          <w:rFonts w:ascii="Brill" w:hAnsi="Brill"/>
+          <w:color w:val="FF0000"/>
+        </w:rPr>
+        <w:t xml:space="preserve">sobir a los cielos en cuerpo carnal que </w:t>
+      </w:r>
+      <w:r>
+        <w:rPr>
+          <w:rFonts w:ascii="Brill" w:hAnsi="Brill"/>
+          <w:color w:val="FF0000"/>
+          <w:lang w:val="es-ES"/>
+        </w:rPr>
+        <w:t xml:space="preserve">tomó </w:t>
+      </w:r>
+      <w:r>
+        <w:rPr>
+          <w:rFonts w:ascii="Brill" w:hAnsi="Brill"/>
+          <w:color w:val="FF0000"/>
+        </w:rPr>
+        <w:t>de santa Mar</w:t>
+      </w:r>
+      <w:r>
+        <w:rPr>
+          <w:rFonts w:ascii="Brill" w:hAnsi="Brill"/>
           <w:color w:val="FF0000"/>
           <w:lang w:val="es-ES"/>
         </w:rPr>
@@ -1579,204 +1172,14 @@
       </w:r>
       <w:r>
         <w:rPr>
-          <w:rFonts w:ascii="Garamond" w:hAnsi="Garamond"/>
-          <w:color w:val="FF0000"/>
-          <w:lang w:val="es-ES"/>
-        </w:rPr>
-        <w:t>tulo</w:t>
-      </w:r>
-      <w:r>
-        <w:rPr>
-          <w:rFonts w:ascii="Garamond" w:hAnsi="Garamond"/>
-          <w:color w:val="FF0000"/>
-          <w:lang w:val="es-ES"/>
-        </w:rPr>
-        <w:t xml:space="preserve"> </w:t>
-      </w:r>
-      <w:r>
-        <w:rPr>
-          <w:rFonts w:ascii="Garamond" w:hAnsi="Garamond"/>
-          <w:smallCaps/>
-          <w:color w:val="FF0000"/>
-        </w:rPr>
-        <w:t>xv</w:t>
-      </w:r>
-      <w:r>
-        <w:rPr>
-          <w:rFonts w:ascii="Garamond" w:hAnsi="Garamond"/>
-          <w:smallCaps/>
-          <w:color w:val="FF0000"/>
-          <w:lang w:val="es-ES"/>
-        </w:rPr>
-        <w:t>i</w:t>
-      </w:r>
-      <w:r>
-        <w:rPr>
-          <w:rFonts w:ascii="Garamond" w:hAnsi="Garamond"/>
-          <w:color w:val="FF0000"/>
-          <w:lang w:val="es-ES"/>
-        </w:rPr>
-        <w:t>.</w:t>
-      </w:r>
-      <w:r>
-        <w:rPr>
-          <w:rFonts w:ascii="Garamond" w:hAnsi="Garamond"/>
-          <w:color w:val="FF0000"/>
-        </w:rPr>
-        <w:t xml:space="preserve"> </w:t>
-      </w:r>
-      <w:r>
-        <w:rPr>
-          <w:rFonts w:ascii="Garamond" w:hAnsi="Garamond"/>
-          <w:color w:val="FF0000"/>
-          <w:lang w:val="es-ES"/>
-        </w:rPr>
-        <w:t>¿P</w:t>
-      </w:r>
-      <w:r>
-        <w:rPr>
-          <w:rFonts w:ascii="Garamond" w:hAnsi="Garamond"/>
-          <w:color w:val="FF0000"/>
-        </w:rPr>
-        <w:t>or qu</w:t>
-      </w:r>
-      <w:r>
-        <w:rPr>
-          <w:rFonts w:ascii="Garamond" w:hAnsi="Garamond"/>
-          <w:color w:val="FF0000"/>
-        </w:rPr>
-        <w:t>é</w:t>
-      </w:r>
-      <w:r>
-        <w:rPr>
-          <w:rFonts w:ascii="Garamond" w:hAnsi="Garamond"/>
-          <w:color w:val="FF0000"/>
-        </w:rPr>
-        <w:t xml:space="preserve"> raz</w:t>
-      </w:r>
-      <w:r>
-        <w:rPr>
-          <w:rFonts w:ascii="Garamond" w:hAnsi="Garamond"/>
-          <w:color w:val="FF0000"/>
-        </w:rPr>
-        <w:t>ó</w:t>
-      </w:r>
-      <w:r>
-        <w:rPr>
-          <w:rFonts w:ascii="Garamond" w:hAnsi="Garamond"/>
-          <w:color w:val="FF0000"/>
-        </w:rPr>
-        <w:t>n</w:t>
-      </w:r>
-      <w:r>
-        <w:rPr>
-          <w:rFonts w:ascii="Garamond" w:hAnsi="Garamond"/>
-          <w:color w:val="FF0000"/>
-        </w:rPr>
-        <w:t xml:space="preserve"> </w:t>
-      </w:r>
-      <w:r>
-        <w:rPr>
-          <w:rFonts w:ascii="Garamond" w:hAnsi="Garamond"/>
-          <w:color w:val="FF0000"/>
-        </w:rPr>
-        <w:t xml:space="preserve">quiso </w:t>
-      </w:r>
-      <w:r>
-        <w:rPr>
-          <w:rFonts w:ascii="Garamond" w:hAnsi="Garamond"/>
-          <w:color w:val="FF0000"/>
-          <w:lang w:val="es-ES"/>
-        </w:rPr>
-        <w:t>N</w:t>
-      </w:r>
-      <w:r>
-        <w:rPr>
-          <w:rFonts w:ascii="Garamond" w:hAnsi="Garamond"/>
-          <w:color w:val="FF0000"/>
-          <w:lang w:val="es-ES"/>
-        </w:rPr>
-        <w:t xml:space="preserve">uestro </w:t>
-      </w:r>
-      <w:r>
-        <w:rPr>
-          <w:rFonts w:ascii="Garamond" w:hAnsi="Garamond"/>
-          <w:color w:val="FF0000"/>
-          <w:lang w:val="es-ES"/>
-        </w:rPr>
-        <w:t>S</w:t>
-      </w:r>
-      <w:r>
-        <w:rPr>
-          <w:rFonts w:ascii="Garamond" w:hAnsi="Garamond"/>
-          <w:color w:val="FF0000"/>
-          <w:lang w:val="es-ES"/>
-        </w:rPr>
-        <w:t>eñor</w:t>
-      </w:r>
-      <w:r>
-        <w:rPr>
-          <w:rFonts w:ascii="Garamond" w:hAnsi="Garamond"/>
-          <w:color w:val="FF0000"/>
-        </w:rPr>
-        <w:t xml:space="preserve"> </w:t>
-      </w:r>
-      <w:r>
-        <w:rPr>
-          <w:rFonts w:ascii="Garamond" w:hAnsi="Garamond"/>
-          <w:color w:val="FF0000"/>
-        </w:rPr>
-        <w:t xml:space="preserve">sobir a los cielos en cuerpo carnal que </w:t>
-      </w:r>
-      <w:r>
-        <w:rPr>
-          <w:rFonts w:ascii="Garamond" w:hAnsi="Garamond"/>
-          <w:color w:val="FF0000"/>
-          <w:lang w:val="es-ES"/>
-        </w:rPr>
-        <w:t>tom</w:t>
-      </w:r>
-      <w:r>
-        <w:rPr>
-          <w:rFonts w:ascii="Garamond" w:hAnsi="Garamond"/>
-          <w:color w:val="FF0000"/>
-          <w:lang w:val="es-ES"/>
-        </w:rPr>
-        <w:t>ó</w:t>
-      </w:r>
-      <w:r>
-        <w:rPr>
-          <w:rFonts w:ascii="Garamond" w:hAnsi="Garamond"/>
-          <w:color w:val="FF0000"/>
-          <w:lang w:val="es-ES"/>
-        </w:rPr>
-        <w:t xml:space="preserve"> </w:t>
-      </w:r>
-      <w:r>
-        <w:rPr>
-          <w:rFonts w:ascii="Garamond" w:hAnsi="Garamond"/>
-          <w:color w:val="FF0000"/>
-        </w:rPr>
-        <w:t>de santa Mar</w:t>
-      </w:r>
-      <w:r>
-        <w:rPr>
-          <w:rFonts w:ascii="Garamond" w:hAnsi="Garamond"/>
-          <w:color w:val="FF0000"/>
-          <w:lang w:val="es-ES"/>
-        </w:rPr>
-        <w:t>í</w:t>
-      </w:r>
-      <w:r>
-        <w:rPr>
-          <w:rFonts w:ascii="Garamond" w:hAnsi="Garamond"/>
+          <w:rFonts w:ascii="Brill" w:hAnsi="Brill"/>
           <w:color w:val="FF0000"/>
         </w:rPr>
         <w:t>a</w:t>
       </w:r>
       <w:r>
         <w:rPr>
-          <w:rFonts w:ascii="Garamond" w:hAnsi="Garamond"/>
+          <w:rFonts w:ascii="Brill" w:hAnsi="Brill"/>
           <w:color w:val="FF0000"/>
           <w:lang w:val="es-ES"/>
         </w:rPr>
@@ -1786,7 +1189,7 @@
     <w:p>
       <w:pPr>
         <w:rPr>
-          <w:rFonts w:ascii="Garamond" w:hAnsi="Garamond" w:cs="Times New Roman (Corps CS)"/>
+          <w:rFonts w:ascii="Brill" w:hAnsi="Brill" w:cs="Times New Roman (Corps CS)"/>
           <w:color w:val="FF0000"/>
           <w:kern w:val="2"/>
           <w14:ligatures w14:val="standardContextual"/>
@@ -1794,7 +1197,7 @@
       </w:pPr>
       <w:r>
         <w:rPr>
-          <w:rFonts w:ascii="Garamond" w:hAnsi="Garamond" w:cs="Times New Roman (Corps CS)"/>
+          <w:rFonts w:ascii="Brill" w:hAnsi="Brill" w:cs="Times New Roman (Corps CS)"/>
           <w:kern w:val="2"/>
           <w:lang w:val="es-ES"/>
           <w14:ligatures w14:val="standardContextual"/>
@@ -1803,7 +1206,7 @@
       </w:r>
       <w:r>
         <w:rPr>
-          <w:rFonts w:ascii="Garamond" w:hAnsi="Garamond" w:cs="Times New Roman (Corps CS)"/>
+          <w:rFonts w:ascii="Brill" w:hAnsi="Brill" w:cs="Times New Roman (Corps CS)"/>
           <w:color w:val="FF0000"/>
           <w:kern w:val="2"/>
           <w:lang w:val="es-ES"/>
@@ -1813,16 +1216,36 @@
       </w:r>
       <w:r>
         <w:rPr>
-          <w:rFonts w:ascii="Garamond" w:hAnsi="Garamond" w:cs="Times New Roman (Corps CS)"/>
-          <w:color w:val="FF0000"/>
-          <w:kern w:val="2"/>
-          <w14:ligatures w14:val="standardContextual"/>
-        </w:rPr>
-        <w:t>Capítulo diez e ocho</w:t>
-      </w:r>
-      <w:r>
-        <w:rPr>
-          <w:rFonts w:ascii="Garamond" w:hAnsi="Garamond" w:cs="Times New Roman (Corps CS)"/>
+          <w:rFonts w:ascii="Brill" w:hAnsi="Brill" w:cs="Times New Roman (Corps CS)"/>
+          <w:color w:val="FF0000"/>
+          <w:kern w:val="2"/>
+          <w14:ligatures w14:val="standardContextual"/>
+        </w:rPr>
+        <w:t xml:space="preserve">Capítulo diez </w:t>
+      </w:r>
+      <w:proofErr w:type="gramStart"/>
+      <w:r>
+        <w:rPr>
+          <w:rFonts w:ascii="Brill" w:hAnsi="Brill" w:cs="Times New Roman (Corps CS)"/>
+          <w:color w:val="FF0000"/>
+          <w:kern w:val="2"/>
+          <w14:ligatures w14:val="standardContextual"/>
+        </w:rPr>
+        <w:t>e</w:t>
+      </w:r>
+      <w:proofErr w:type="gramEnd"/>
+      <w:r>
+        <w:rPr>
+          <w:rFonts w:ascii="Brill" w:hAnsi="Brill" w:cs="Times New Roman (Corps CS)"/>
+          <w:color w:val="FF0000"/>
+          <w:kern w:val="2"/>
+          <w14:ligatures w14:val="standardContextual"/>
+        </w:rPr>
+        <w:t xml:space="preserve"> ocho</w:t>
+      </w:r>
+      <w:r>
+        <w:rPr>
+          <w:rFonts w:ascii="Brill" w:hAnsi="Brill" w:cs="Times New Roman (Corps CS)"/>
           <w:color w:val="FF0000"/>
           <w:kern w:val="2"/>
           <w:lang w:val="es-ES"/>
@@ -1832,7 +1255,7 @@
       </w:r>
       <w:r>
         <w:rPr>
-          <w:rFonts w:ascii="Garamond" w:hAnsi="Garamond" w:cs="Times New Roman (Corps CS)"/>
+          <w:rFonts w:ascii="Brill" w:hAnsi="Brill" w:cs="Times New Roman (Corps CS)"/>
           <w:color w:val="FF0000"/>
           <w:kern w:val="2"/>
           <w14:ligatures w14:val="standardContextual"/>
@@ -1841,7 +1264,7 @@
       </w:r>
       <w:r>
         <w:rPr>
-          <w:rFonts w:ascii="Garamond" w:hAnsi="Garamond" w:cs="Times New Roman (Corps CS)"/>
+          <w:rFonts w:ascii="Brill" w:hAnsi="Brill" w:cs="Times New Roman (Corps CS)"/>
           <w:color w:val="FF0000"/>
           <w:kern w:val="2"/>
           <w:lang w:val="es-ES"/>
@@ -1851,7 +1274,7 @@
       </w:r>
       <w:r>
         <w:rPr>
-          <w:rFonts w:ascii="Garamond" w:hAnsi="Garamond" w:cs="Times New Roman (Corps CS)"/>
+          <w:rFonts w:ascii="Brill" w:hAnsi="Brill" w:cs="Times New Roman (Corps CS)"/>
           <w:color w:val="FF0000"/>
           <w:kern w:val="2"/>
           <w14:ligatures w14:val="standardContextual"/>
@@ -1860,7 +1283,7 @@
       </w:r>
       <w:r>
         <w:rPr>
-          <w:rFonts w:ascii="Garamond" w:hAnsi="Garamond" w:cs="Times New Roman (Corps CS)"/>
+          <w:rFonts w:ascii="Brill" w:hAnsi="Brill" w:cs="Times New Roman (Corps CS)"/>
           <w:color w:val="FF0000"/>
           <w:kern w:val="2"/>
           <w:lang w:val="es-ES"/>
@@ -1870,7 +1293,7 @@
       </w:r>
       <w:r>
         <w:rPr>
-          <w:rFonts w:ascii="Garamond" w:hAnsi="Garamond" w:cs="Times New Roman (Corps CS)"/>
+          <w:rFonts w:ascii="Brill" w:hAnsi="Brill" w:cs="Times New Roman (Corps CS)"/>
           <w:color w:val="FF0000"/>
           <w:kern w:val="2"/>
           <w14:ligatures w14:val="standardContextual"/>
@@ -1879,7 +1302,7 @@
       </w:r>
       <w:r>
         <w:rPr>
-          <w:rFonts w:ascii="Garamond" w:hAnsi="Garamond" w:cs="Times New Roman (Corps CS)"/>
+          <w:rFonts w:ascii="Brill" w:hAnsi="Brill" w:cs="Times New Roman (Corps CS)"/>
           <w:color w:val="FF0000"/>
           <w:kern w:val="2"/>
           <w:lang w:val="es-ES"/>
@@ -1889,7 +1312,7 @@
       </w:r>
       <w:r>
         <w:rPr>
-          <w:rFonts w:ascii="Garamond" w:hAnsi="Garamond" w:cs="Times New Roman (Corps CS)"/>
+          <w:rFonts w:ascii="Brill" w:hAnsi="Brill" w:cs="Times New Roman (Corps CS)"/>
           <w:color w:val="FF0000"/>
           <w:kern w:val="2"/>
           <w14:ligatures w14:val="standardContextual"/>
@@ -1898,7 +1321,7 @@
       </w:r>
       <w:r>
         <w:rPr>
-          <w:rFonts w:ascii="Garamond" w:hAnsi="Garamond" w:cs="Times New Roman (Corps CS)"/>
+          <w:rFonts w:ascii="Brill" w:hAnsi="Brill" w:cs="Times New Roman (Corps CS)"/>
           <w:color w:val="FF0000"/>
           <w:kern w:val="2"/>
           <w:lang w:val="es-ES"/>
@@ -1908,7 +1331,7 @@
       </w:r>
       <w:r>
         <w:rPr>
-          <w:rFonts w:ascii="Garamond" w:hAnsi="Garamond" w:cs="Times New Roman (Corps CS)"/>
+          <w:rFonts w:ascii="Brill" w:hAnsi="Brill" w:cs="Times New Roman (Corps CS)"/>
           <w:color w:val="FF0000"/>
           <w:kern w:val="2"/>
           <w14:ligatures w14:val="standardContextual"/>
@@ -1919,7 +1342,7 @@
     <w:p>
       <w:pPr>
         <w:rPr>
-          <w:rFonts w:ascii="Garamond" w:hAnsi="Garamond" w:cs="Times New Roman (Corps CS)"/>
+          <w:rFonts w:ascii="Brill" w:hAnsi="Brill" w:cs="Times New Roman (Corps CS)"/>
           <w:color w:val="FF0000"/>
           <w:kern w:val="2"/>
           <w14:ligatures w14:val="standardContextual"/>
@@ -1927,7 +1350,7 @@
       </w:pPr>
       <w:r>
         <w:rPr>
-          <w:rFonts w:ascii="Garamond" w:hAnsi="Garamond" w:cs="Times New Roman (Corps CS)"/>
+          <w:rFonts w:ascii="Brill" w:hAnsi="Brill" w:cs="Times New Roman (Corps CS)"/>
           <w:kern w:val="2"/>
           <w:lang w:val="es-ES"/>
           <w14:ligatures w14:val="standardContextual"/>
@@ -1936,7 +1359,7 @@
       </w:r>
       <w:r>
         <w:rPr>
-          <w:rFonts w:ascii="Garamond" w:hAnsi="Garamond" w:cs="Times New Roman (Corps CS)"/>
+          <w:rFonts w:ascii="Brill" w:hAnsi="Brill" w:cs="Times New Roman (Corps CS)"/>
           <w:kern w:val="2"/>
           <w14:ligatures w14:val="standardContextual"/>
         </w:rPr>
@@ -1944,7 +1367,7 @@
       </w:r>
       <w:r>
         <w:rPr>
-          <w:rFonts w:ascii="Garamond" w:hAnsi="Garamond" w:cs="Times New Roman (Corps CS)"/>
+          <w:rFonts w:ascii="Brill" w:hAnsi="Brill" w:cs="Times New Roman (Corps CS)"/>
           <w:color w:val="FF0000"/>
           <w:kern w:val="2"/>
           <w14:ligatures w14:val="standardContextual"/>
@@ -1953,7 +1376,7 @@
       </w:r>
       <w:r>
         <w:rPr>
-          <w:rFonts w:ascii="Garamond" w:hAnsi="Garamond" w:cs="Times New Roman (Corps CS)"/>
+          <w:rFonts w:ascii="Brill" w:hAnsi="Brill" w:cs="Times New Roman (Corps CS)"/>
           <w:smallCaps/>
           <w:color w:val="FF0000"/>
           <w:kern w:val="2"/>
@@ -1963,7 +1386,7 @@
       </w:r>
       <w:r>
         <w:rPr>
-          <w:rFonts w:ascii="Garamond" w:hAnsi="Garamond" w:cs="Times New Roman (Corps CS)"/>
+          <w:rFonts w:ascii="Brill" w:hAnsi="Brill" w:cs="Times New Roman (Corps CS)"/>
           <w:smallCaps/>
           <w:color w:val="FF0000"/>
           <w:kern w:val="2"/>
@@ -1974,7 +1397,7 @@
       </w:r>
       <w:r>
         <w:rPr>
-          <w:rFonts w:ascii="Garamond" w:hAnsi="Garamond" w:cs="Times New Roman (Corps CS)"/>
+          <w:rFonts w:ascii="Brill" w:hAnsi="Brill" w:cs="Times New Roman (Corps CS)"/>
           <w:smallCaps/>
           <w:color w:val="FF0000"/>
           <w:kern w:val="2"/>
@@ -1985,7 +1408,7 @@
       </w:r>
       <w:r>
         <w:rPr>
-          <w:rFonts w:ascii="Garamond" w:hAnsi="Garamond" w:cs="Times New Roman (Corps CS)"/>
+          <w:rFonts w:ascii="Brill" w:hAnsi="Brill" w:cs="Times New Roman (Corps CS)"/>
           <w:color w:val="FF0000"/>
           <w:kern w:val="2"/>
           <w:lang w:val="es-ES"/>
@@ -1995,7 +1418,7 @@
       </w:r>
       <w:r>
         <w:rPr>
-          <w:rFonts w:ascii="Garamond" w:hAnsi="Garamond" w:cs="Times New Roman (Corps CS)"/>
+          <w:rFonts w:ascii="Brill" w:hAnsi="Brill" w:cs="Times New Roman (Corps CS)"/>
           <w:color w:val="FF0000"/>
           <w:kern w:val="2"/>
           <w14:ligatures w14:val="standardContextual"/>
@@ -2004,7 +1427,7 @@
       </w:r>
       <w:r>
         <w:rPr>
-          <w:rFonts w:ascii="Garamond" w:hAnsi="Garamond" w:cs="Times New Roman (Corps CS)"/>
+          <w:rFonts w:ascii="Brill" w:hAnsi="Brill" w:cs="Times New Roman (Corps CS)"/>
           <w:color w:val="FF0000"/>
           <w:kern w:val="2"/>
           <w:lang w:val="es-ES"/>
@@ -2014,7 +1437,7 @@
       </w:r>
       <w:r>
         <w:rPr>
-          <w:rFonts w:ascii="Garamond" w:hAnsi="Garamond" w:cs="Times New Roman (Corps CS)"/>
+          <w:rFonts w:ascii="Brill" w:hAnsi="Brill" w:cs="Times New Roman (Corps CS)"/>
           <w:color w:val="FF0000"/>
           <w:kern w:val="2"/>
           <w14:ligatures w14:val="standardContextual"/>
@@ -2023,7 +1446,7 @@
       </w:r>
       <w:r>
         <w:rPr>
-          <w:rFonts w:ascii="Garamond" w:hAnsi="Garamond" w:cs="Times New Roman (Corps CS)"/>
+          <w:rFonts w:ascii="Brill" w:hAnsi="Brill" w:cs="Times New Roman (Corps CS)"/>
           <w:color w:val="FF0000"/>
           <w:kern w:val="2"/>
           <w:lang w:val="es-ES"/>
@@ -2033,7 +1456,7 @@
       </w:r>
       <w:r>
         <w:rPr>
-          <w:rFonts w:ascii="Garamond" w:hAnsi="Garamond" w:cs="Times New Roman (Corps CS)"/>
+          <w:rFonts w:ascii="Brill" w:hAnsi="Brill" w:cs="Times New Roman (Corps CS)"/>
           <w:color w:val="FF0000"/>
           <w:kern w:val="2"/>
           <w14:ligatures w14:val="standardContextual"/>
@@ -2042,7 +1465,7 @@
       </w:r>
       <w:r>
         <w:rPr>
-          <w:rFonts w:ascii="Garamond" w:hAnsi="Garamond" w:cs="Times New Roman (Corps CS)"/>
+          <w:rFonts w:ascii="Brill" w:hAnsi="Brill" w:cs="Times New Roman (Corps CS)"/>
           <w:color w:val="FF0000"/>
           <w:kern w:val="2"/>
           <w:lang w:val="es-ES"/>
@@ -2052,7 +1475,7 @@
       </w:r>
       <w:r>
         <w:rPr>
-          <w:rFonts w:ascii="Garamond" w:hAnsi="Garamond" w:cs="Times New Roman (Corps CS)"/>
+          <w:rFonts w:ascii="Brill" w:hAnsi="Brill" w:cs="Times New Roman (Corps CS)"/>
           <w:color w:val="FF0000"/>
           <w:kern w:val="2"/>
           <w14:ligatures w14:val="standardContextual"/>
@@ -2061,7 +1484,7 @@
       </w:r>
       <w:r>
         <w:rPr>
-          <w:rFonts w:ascii="Garamond" w:hAnsi="Garamond" w:cs="Times New Roman (Corps CS)"/>
+          <w:rFonts w:ascii="Brill" w:hAnsi="Brill" w:cs="Times New Roman (Corps CS)"/>
           <w:color w:val="FF0000"/>
           <w:kern w:val="2"/>
           <w:lang w:val="es-ES"/>
@@ -2071,7 +1494,7 @@
       </w:r>
       <w:r>
         <w:rPr>
-          <w:rFonts w:ascii="Garamond" w:hAnsi="Garamond" w:cs="Times New Roman (Corps CS)"/>
+          <w:rFonts w:ascii="Brill" w:hAnsi="Brill" w:cs="Times New Roman (Corps CS)"/>
           <w:color w:val="FF0000"/>
           <w:kern w:val="2"/>
           <w14:ligatures w14:val="standardContextual"/>
